--- a/i18n-demo/docs/i18n三方案详解.docx
+++ b/i18n-demo/docs/i18n三方案详解.docx
@@ -31,7 +31,7 @@
           <w:color w:val="888888"/>
           <w:sz w:val="24"/>
         </w:rPr>
-        <w:t>（基于 i18n-demo · 原理、机制、对比与文件格式）</w:t>
+        <w:t>（基于 i18n-demo · 原理、机制、对比、架构与文件格式）</w:t>
       </w:r>
     </w:p>
     <w:p>
@@ -449,6 +449,888 @@
           <w:color w:val="1F6FB2"/>
           <w:sz w:val="26"/>
         </w:rPr>
+        <w:t>xlf 编辑工具一览（官网与费用）</w:t>
+      </w:r>
+    </w:p>
+    <w:p>
+      <w:r>
+        <w:rPr>
+          <w:rFonts w:ascii="微软雅黑" w:hAnsi="微软雅黑" w:eastAsia="微软雅黑"/>
+          <w:b w:val="0"/>
+          <w:i w:val="0"/>
+        </w:rPr>
+        <w:t>云端 TMS 适合团队协作（浏览器里分工、审校、管理）；桌面 CAT 是译者在本地用的专业工具，功能更强但通常只有 Windows。</w:t>
+      </w:r>
+    </w:p>
+    <w:tbl>
+      <w:tblPr>
+        <w:tblStyle w:val="TableGrid"/>
+        <w:tblW w:type="auto" w:w="0"/>
+        <w:jc w:val="center"/>
+        <w:tblLook w:firstColumn="1" w:firstRow="1" w:lastColumn="0" w:lastRow="0" w:noHBand="0" w:noVBand="1" w:val="04A0"/>
+      </w:tblPr>
+      <w:tblGrid>
+        <w:gridCol w:w="1440"/>
+        <w:gridCol w:w="1440"/>
+        <w:gridCol w:w="1440"/>
+        <w:gridCol w:w="1440"/>
+        <w:gridCol w:w="1440"/>
+        <w:gridCol w:w="1440"/>
+      </w:tblGrid>
+      <w:tr>
+        <w:tc>
+          <w:tcPr>
+            <w:tcW w:type="dxa" w:w="1440"/>
+            <w:shd w:val="clear" w:color="auto" w:fill="1F6FB2"/>
+          </w:tcPr>
+          <w:p>
+            <w:r>
+              <w:rPr>
+                <w:rFonts w:ascii="微软雅黑" w:hAnsi="微软雅黑" w:eastAsia="微软雅黑"/>
+                <w:b/>
+                <w:color w:val="FFFFFF"/>
+              </w:rPr>
+              <w:t>工具</w:t>
+            </w:r>
+          </w:p>
+        </w:tc>
+        <w:tc>
+          <w:tcPr>
+            <w:tcW w:type="dxa" w:w="1440"/>
+            <w:shd w:val="clear" w:color="auto" w:fill="1F6FB2"/>
+          </w:tcPr>
+          <w:p>
+            <w:r>
+              <w:rPr>
+                <w:rFonts w:ascii="微软雅黑" w:hAnsi="微软雅黑" w:eastAsia="微软雅黑"/>
+                <w:b/>
+                <w:color w:val="FFFFFF"/>
+              </w:rPr>
+              <w:t>类型</w:t>
+            </w:r>
+          </w:p>
+        </w:tc>
+        <w:tc>
+          <w:tcPr>
+            <w:tcW w:type="dxa" w:w="1440"/>
+            <w:shd w:val="clear" w:color="auto" w:fill="1F6FB2"/>
+          </w:tcPr>
+          <w:p>
+            <w:r>
+              <w:rPr>
+                <w:rFonts w:ascii="微软雅黑" w:hAnsi="微软雅黑" w:eastAsia="微软雅黑"/>
+                <w:b/>
+                <w:color w:val="FFFFFF"/>
+              </w:rPr>
+              <w:t>官网</w:t>
+            </w:r>
+          </w:p>
+        </w:tc>
+        <w:tc>
+          <w:tcPr>
+            <w:tcW w:type="dxa" w:w="1440"/>
+            <w:shd w:val="clear" w:color="auto" w:fill="1F6FB2"/>
+          </w:tcPr>
+          <w:p>
+            <w:r>
+              <w:rPr>
+                <w:rFonts w:ascii="微软雅黑" w:hAnsi="微软雅黑" w:eastAsia="微软雅黑"/>
+                <w:b/>
+                <w:color w:val="FFFFFF"/>
+              </w:rPr>
+              <w:t>费用参考(2026)</w:t>
+            </w:r>
+          </w:p>
+        </w:tc>
+        <w:tc>
+          <w:tcPr>
+            <w:tcW w:type="dxa" w:w="1440"/>
+            <w:shd w:val="clear" w:color="auto" w:fill="1F6FB2"/>
+          </w:tcPr>
+          <w:p>
+            <w:r>
+              <w:rPr>
+                <w:rFonts w:ascii="微软雅黑" w:hAnsi="微软雅黑" w:eastAsia="微软雅黑"/>
+                <w:b/>
+                <w:color w:val="FFFFFF"/>
+              </w:rPr>
+              <w:t>XLIFF 支持</w:t>
+            </w:r>
+          </w:p>
+        </w:tc>
+        <w:tc>
+          <w:tcPr>
+            <w:tcW w:type="dxa" w:w="1440"/>
+            <w:shd w:val="clear" w:color="auto" w:fill="1F6FB2"/>
+          </w:tcPr>
+          <w:p>
+            <w:r>
+              <w:rPr>
+                <w:rFonts w:ascii="微软雅黑" w:hAnsi="微软雅黑" w:eastAsia="微软雅黑"/>
+                <w:b/>
+                <w:color w:val="FFFFFF"/>
+              </w:rPr>
+              <w:t>一句话特点</w:t>
+            </w:r>
+          </w:p>
+        </w:tc>
+      </w:tr>
+      <w:tr>
+        <w:tc>
+          <w:tcPr>
+            <w:tcW w:type="dxa" w:w="1440"/>
+          </w:tcPr>
+          <w:p>
+            <w:r>
+              <w:rPr>
+                <w:rFonts w:ascii="微软雅黑" w:hAnsi="微软雅黑" w:eastAsia="微软雅黑"/>
+                <w:b/>
+              </w:rPr>
+              <w:t>Phrase（原 Memsource）</w:t>
+            </w:r>
+          </w:p>
+        </w:tc>
+        <w:tc>
+          <w:tcPr>
+            <w:tcW w:type="dxa" w:w="1440"/>
+          </w:tcPr>
+          <w:p>
+            <w:r>
+              <w:rPr>
+                <w:rFonts w:ascii="微软雅黑" w:hAnsi="微软雅黑" w:eastAsia="微软雅黑"/>
+              </w:rPr>
+              <w:t>云端 TMS</w:t>
+            </w:r>
+          </w:p>
+        </w:tc>
+        <w:tc>
+          <w:tcPr>
+            <w:tcW w:type="dxa" w:w="1440"/>
+          </w:tcPr>
+          <w:p>
+            <w:r>
+              <w:rPr>
+                <w:rFonts w:ascii="微软雅黑" w:hAnsi="微软雅黑" w:eastAsia="微软雅黑"/>
+              </w:rPr>
+              <w:t>phrase.com</w:t>
+            </w:r>
+          </w:p>
+        </w:tc>
+        <w:tc>
+          <w:tcPr>
+            <w:tcW w:type="dxa" w:w="1440"/>
+          </w:tcPr>
+          <w:p>
+            <w:r>
+              <w:rPr>
+                <w:rFonts w:ascii="微软雅黑" w:hAnsi="微软雅黑" w:eastAsia="微软雅黑"/>
+              </w:rPr>
+              <w:t>译者版 $27/月起；团队版 $525/月起</w:t>
+            </w:r>
+          </w:p>
+        </w:tc>
+        <w:tc>
+          <w:tcPr>
+            <w:tcW w:type="dxa" w:w="1440"/>
+          </w:tcPr>
+          <w:p>
+            <w:r>
+              <w:rPr>
+                <w:rFonts w:ascii="微软雅黑" w:hAnsi="微软雅黑" w:eastAsia="微软雅黑"/>
+              </w:rPr>
+              <w:t>1.2 + 2.0</w:t>
+            </w:r>
+          </w:p>
+        </w:tc>
+        <w:tc>
+          <w:tcPr>
+            <w:tcW w:type="dxa" w:w="1440"/>
+          </w:tcPr>
+          <w:p>
+            <w:r>
+              <w:rPr>
+                <w:rFonts w:ascii="微软雅黑" w:hAnsi="微软雅黑" w:eastAsia="微软雅黑"/>
+              </w:rPr>
+              <w:t>CAT 编辑器口碑好，可和 GitHub 等联动</w:t>
+            </w:r>
+          </w:p>
+        </w:tc>
+      </w:tr>
+      <w:tr>
+        <w:tc>
+          <w:tcPr>
+            <w:tcW w:type="dxa" w:w="1440"/>
+          </w:tcPr>
+          <w:p>
+            <w:r>
+              <w:rPr>
+                <w:rFonts w:ascii="微软雅黑" w:hAnsi="微软雅黑" w:eastAsia="微软雅黑"/>
+                <w:b/>
+              </w:rPr>
+              <w:t>Crowdin</w:t>
+            </w:r>
+          </w:p>
+        </w:tc>
+        <w:tc>
+          <w:tcPr>
+            <w:tcW w:type="dxa" w:w="1440"/>
+          </w:tcPr>
+          <w:p>
+            <w:r>
+              <w:rPr>
+                <w:rFonts w:ascii="微软雅黑" w:hAnsi="微软雅黑" w:eastAsia="微软雅黑"/>
+              </w:rPr>
+              <w:t>云端 TMS</w:t>
+            </w:r>
+          </w:p>
+        </w:tc>
+        <w:tc>
+          <w:tcPr>
+            <w:tcW w:type="dxa" w:w="1440"/>
+          </w:tcPr>
+          <w:p>
+            <w:r>
+              <w:rPr>
+                <w:rFonts w:ascii="微软雅黑" w:hAnsi="微软雅黑" w:eastAsia="微软雅黑"/>
+              </w:rPr>
+              <w:t>crowdin.com</w:t>
+            </w:r>
+          </w:p>
+        </w:tc>
+        <w:tc>
+          <w:tcPr>
+            <w:tcW w:type="dxa" w:w="1440"/>
+          </w:tcPr>
+          <w:p>
+            <w:r>
+              <w:rPr>
+                <w:rFonts w:ascii="微软雅黑" w:hAnsi="微软雅黑" w:eastAsia="微软雅黑"/>
+              </w:rPr>
+              <w:t>有免费档 / Pro 约 $50/月起</w:t>
+            </w:r>
+          </w:p>
+        </w:tc>
+        <w:tc>
+          <w:tcPr>
+            <w:tcW w:type="dxa" w:w="1440"/>
+          </w:tcPr>
+          <w:p>
+            <w:r>
+              <w:rPr>
+                <w:rFonts w:ascii="微软雅黑" w:hAnsi="微软雅黑" w:eastAsia="微软雅黑"/>
+              </w:rPr>
+              <w:t>1.2 + 2.0</w:t>
+            </w:r>
+          </w:p>
+        </w:tc>
+        <w:tc>
+          <w:tcPr>
+            <w:tcW w:type="dxa" w:w="1440"/>
+          </w:tcPr>
+          <w:p>
+            <w:r>
+              <w:rPr>
+                <w:rFonts w:ascii="微软雅黑" w:hAnsi="微软雅黑" w:eastAsia="微软雅黑"/>
+              </w:rPr>
+              <w:t>开源项目免费，xlf 导入导出方便</w:t>
+            </w:r>
+          </w:p>
+        </w:tc>
+      </w:tr>
+      <w:tr>
+        <w:tc>
+          <w:tcPr>
+            <w:tcW w:type="dxa" w:w="1440"/>
+          </w:tcPr>
+          <w:p>
+            <w:r>
+              <w:rPr>
+                <w:rFonts w:ascii="微软雅黑" w:hAnsi="微软雅黑" w:eastAsia="微软雅黑"/>
+                <w:b/>
+              </w:rPr>
+              <w:t>Lokalise</w:t>
+            </w:r>
+          </w:p>
+        </w:tc>
+        <w:tc>
+          <w:tcPr>
+            <w:tcW w:type="dxa" w:w="1440"/>
+          </w:tcPr>
+          <w:p>
+            <w:r>
+              <w:rPr>
+                <w:rFonts w:ascii="微软雅黑" w:hAnsi="微软雅黑" w:eastAsia="微软雅黑"/>
+              </w:rPr>
+              <w:t>云端 TMS</w:t>
+            </w:r>
+          </w:p>
+        </w:tc>
+        <w:tc>
+          <w:tcPr>
+            <w:tcW w:type="dxa" w:w="1440"/>
+          </w:tcPr>
+          <w:p>
+            <w:r>
+              <w:rPr>
+                <w:rFonts w:ascii="微软雅黑" w:hAnsi="微软雅黑" w:eastAsia="微软雅黑"/>
+              </w:rPr>
+              <w:t>lokalise.com</w:t>
+            </w:r>
+          </w:p>
+        </w:tc>
+        <w:tc>
+          <w:tcPr>
+            <w:tcW w:type="dxa" w:w="1440"/>
+          </w:tcPr>
+          <w:p>
+            <w:r>
+              <w:rPr>
+                <w:rFonts w:ascii="微软雅黑" w:hAnsi="微软雅黑" w:eastAsia="微软雅黑"/>
+              </w:rPr>
+              <w:t>Explorer $144/月起</w:t>
+            </w:r>
+          </w:p>
+        </w:tc>
+        <w:tc>
+          <w:tcPr>
+            <w:tcW w:type="dxa" w:w="1440"/>
+          </w:tcPr>
+          <w:p>
+            <w:r>
+              <w:rPr>
+                <w:rFonts w:ascii="微软雅黑" w:hAnsi="微软雅黑" w:eastAsia="微软雅黑"/>
+              </w:rPr>
+              <w:t>1.2 + 2.0</w:t>
+            </w:r>
+          </w:p>
+        </w:tc>
+        <w:tc>
+          <w:tcPr>
+            <w:tcW w:type="dxa" w:w="1440"/>
+          </w:tcPr>
+          <w:p>
+            <w:r>
+              <w:rPr>
+                <w:rFonts w:ascii="微软雅黑" w:hAnsi="微软雅黑" w:eastAsia="微软雅黑"/>
+              </w:rPr>
+              <w:t>面向开发团队，改词即推送</w:t>
+            </w:r>
+          </w:p>
+        </w:tc>
+      </w:tr>
+      <w:tr>
+        <w:tc>
+          <w:tcPr>
+            <w:tcW w:type="dxa" w:w="1440"/>
+          </w:tcPr>
+          <w:p>
+            <w:r>
+              <w:rPr>
+                <w:rFonts w:ascii="微软雅黑" w:hAnsi="微软雅黑" w:eastAsia="微软雅黑"/>
+                <w:b/>
+              </w:rPr>
+              <w:t>Transifex</w:t>
+            </w:r>
+          </w:p>
+        </w:tc>
+        <w:tc>
+          <w:tcPr>
+            <w:tcW w:type="dxa" w:w="1440"/>
+          </w:tcPr>
+          <w:p>
+            <w:r>
+              <w:rPr>
+                <w:rFonts w:ascii="微软雅黑" w:hAnsi="微软雅黑" w:eastAsia="微软雅黑"/>
+              </w:rPr>
+              <w:t>云端 TMS</w:t>
+            </w:r>
+          </w:p>
+        </w:tc>
+        <w:tc>
+          <w:tcPr>
+            <w:tcW w:type="dxa" w:w="1440"/>
+          </w:tcPr>
+          <w:p>
+            <w:r>
+              <w:rPr>
+                <w:rFonts w:ascii="微软雅黑" w:hAnsi="微软雅黑" w:eastAsia="微软雅黑"/>
+              </w:rPr>
+              <w:t>transifex.com</w:t>
+            </w:r>
+          </w:p>
+        </w:tc>
+        <w:tc>
+          <w:tcPr>
+            <w:tcW w:type="dxa" w:w="1440"/>
+          </w:tcPr>
+          <w:p>
+            <w:r>
+              <w:rPr>
+                <w:rFonts w:ascii="微软雅黑" w:hAnsi="微软雅黑" w:eastAsia="微软雅黑"/>
+              </w:rPr>
+              <w:t>Starter 约 $135/月（年付）起</w:t>
+            </w:r>
+          </w:p>
+        </w:tc>
+        <w:tc>
+          <w:tcPr>
+            <w:tcW w:type="dxa" w:w="1440"/>
+          </w:tcPr>
+          <w:p>
+            <w:r>
+              <w:rPr>
+                <w:rFonts w:ascii="微软雅黑" w:hAnsi="微软雅黑" w:eastAsia="微软雅黑"/>
+              </w:rPr>
+              <w:t>1.2 + 2.0</w:t>
+            </w:r>
+          </w:p>
+        </w:tc>
+        <w:tc>
+          <w:tcPr>
+            <w:tcW w:type="dxa" w:w="1440"/>
+          </w:tcPr>
+          <w:p>
+            <w:r>
+              <w:rPr>
+                <w:rFonts w:ascii="微软雅黑" w:hAnsi="微软雅黑" w:eastAsia="微软雅黑"/>
+              </w:rPr>
+              <w:t>AI 翻译 + 质量评分</w:t>
+            </w:r>
+          </w:p>
+        </w:tc>
+      </w:tr>
+      <w:tr>
+        <w:tc>
+          <w:tcPr>
+            <w:tcW w:type="dxa" w:w="1440"/>
+          </w:tcPr>
+          <w:p>
+            <w:r>
+              <w:rPr>
+                <w:rFonts w:ascii="微软雅黑" w:hAnsi="微软雅黑" w:eastAsia="微软雅黑"/>
+                <w:b/>
+              </w:rPr>
+              <w:t>Smartcat</w:t>
+            </w:r>
+          </w:p>
+        </w:tc>
+        <w:tc>
+          <w:tcPr>
+            <w:tcW w:type="dxa" w:w="1440"/>
+          </w:tcPr>
+          <w:p>
+            <w:r>
+              <w:rPr>
+                <w:rFonts w:ascii="微软雅黑" w:hAnsi="微软雅黑" w:eastAsia="微软雅黑"/>
+              </w:rPr>
+              <w:t>云端</w:t>
+            </w:r>
+          </w:p>
+        </w:tc>
+        <w:tc>
+          <w:tcPr>
+            <w:tcW w:type="dxa" w:w="1440"/>
+          </w:tcPr>
+          <w:p>
+            <w:r>
+              <w:rPr>
+                <w:rFonts w:ascii="微软雅黑" w:hAnsi="微软雅黑" w:eastAsia="微软雅黑"/>
+              </w:rPr>
+              <w:t>smartcat.com</w:t>
+            </w:r>
+          </w:p>
+        </w:tc>
+        <w:tc>
+          <w:tcPr>
+            <w:tcW w:type="dxa" w:w="1440"/>
+          </w:tcPr>
+          <w:p>
+            <w:r>
+              <w:rPr>
+                <w:rFonts w:ascii="微软雅黑" w:hAnsi="微软雅黑" w:eastAsia="微软雅黑"/>
+              </w:rPr>
+              <w:t>译者免费；企业版 $249/月起</w:t>
+            </w:r>
+          </w:p>
+        </w:tc>
+        <w:tc>
+          <w:tcPr>
+            <w:tcW w:type="dxa" w:w="1440"/>
+          </w:tcPr>
+          <w:p>
+            <w:r>
+              <w:rPr>
+                <w:rFonts w:ascii="微软雅黑" w:hAnsi="微软雅黑" w:eastAsia="微软雅黑"/>
+              </w:rPr>
+              <w:t>1.2 + 2.0</w:t>
+            </w:r>
+          </w:p>
+        </w:tc>
+        <w:tc>
+          <w:tcPr>
+            <w:tcW w:type="dxa" w:w="1440"/>
+          </w:tcPr>
+          <w:p>
+            <w:r>
+              <w:rPr>
+                <w:rFonts w:ascii="微软雅黑" w:hAnsi="微软雅黑" w:eastAsia="微软雅黑"/>
+              </w:rPr>
+              <w:t>自带译者接单市场，个人译者免费</w:t>
+            </w:r>
+          </w:p>
+        </w:tc>
+      </w:tr>
+      <w:tr>
+        <w:tc>
+          <w:tcPr>
+            <w:tcW w:type="dxa" w:w="1440"/>
+          </w:tcPr>
+          <w:p>
+            <w:r>
+              <w:rPr>
+                <w:rFonts w:ascii="微软雅黑" w:hAnsi="微软雅黑" w:eastAsia="微软雅黑"/>
+                <w:b/>
+              </w:rPr>
+              <w:t>Weblate</w:t>
+            </w:r>
+          </w:p>
+        </w:tc>
+        <w:tc>
+          <w:tcPr>
+            <w:tcW w:type="dxa" w:w="1440"/>
+          </w:tcPr>
+          <w:p>
+            <w:r>
+              <w:rPr>
+                <w:rFonts w:ascii="微软雅黑" w:hAnsi="微软雅黑" w:eastAsia="微软雅黑"/>
+              </w:rPr>
+              <w:t>开源自托管 / 云</w:t>
+            </w:r>
+          </w:p>
+        </w:tc>
+        <w:tc>
+          <w:tcPr>
+            <w:tcW w:type="dxa" w:w="1440"/>
+          </w:tcPr>
+          <w:p>
+            <w:r>
+              <w:rPr>
+                <w:rFonts w:ascii="微软雅黑" w:hAnsi="微软雅黑" w:eastAsia="微软雅黑"/>
+              </w:rPr>
+              <w:t>weblate.org</w:t>
+            </w:r>
+          </w:p>
+        </w:tc>
+        <w:tc>
+          <w:tcPr>
+            <w:tcW w:type="dxa" w:w="1440"/>
+          </w:tcPr>
+          <w:p>
+            <w:r>
+              <w:rPr>
+                <w:rFonts w:ascii="微软雅黑" w:hAnsi="微软雅黑" w:eastAsia="微软雅黑"/>
+              </w:rPr>
+              <w:t>自托管免费；托管 €39/月</w:t>
+            </w:r>
+          </w:p>
+        </w:tc>
+        <w:tc>
+          <w:tcPr>
+            <w:tcW w:type="dxa" w:w="1440"/>
+          </w:tcPr>
+          <w:p>
+            <w:r>
+              <w:rPr>
+                <w:rFonts w:ascii="微软雅黑" w:hAnsi="微软雅黑" w:eastAsia="微软雅黑"/>
+              </w:rPr>
+              <w:t>1.2（2.0 支持有限）</w:t>
+            </w:r>
+          </w:p>
+        </w:tc>
+        <w:tc>
+          <w:tcPr>
+            <w:tcW w:type="dxa" w:w="1440"/>
+          </w:tcPr>
+          <w:p>
+            <w:r>
+              <w:rPr>
+                <w:rFonts w:ascii="微软雅黑" w:hAnsi="微软雅黑" w:eastAsia="微软雅黑"/>
+              </w:rPr>
+              <w:t>开源、与 Git 深度集成</w:t>
+            </w:r>
+          </w:p>
+        </w:tc>
+      </w:tr>
+      <w:tr>
+        <w:tc>
+          <w:tcPr>
+            <w:tcW w:type="dxa" w:w="1440"/>
+          </w:tcPr>
+          <w:p>
+            <w:r>
+              <w:rPr>
+                <w:rFonts w:ascii="微软雅黑" w:hAnsi="微软雅黑" w:eastAsia="微软雅黑"/>
+                <w:b/>
+              </w:rPr>
+              <w:t>memoQ</w:t>
+            </w:r>
+          </w:p>
+        </w:tc>
+        <w:tc>
+          <w:tcPr>
+            <w:tcW w:type="dxa" w:w="1440"/>
+          </w:tcPr>
+          <w:p>
+            <w:r>
+              <w:rPr>
+                <w:rFonts w:ascii="微软雅黑" w:hAnsi="微软雅黑" w:eastAsia="微软雅黑"/>
+              </w:rPr>
+              <w:t>桌面 CAT</w:t>
+            </w:r>
+          </w:p>
+        </w:tc>
+        <w:tc>
+          <w:tcPr>
+            <w:tcW w:type="dxa" w:w="1440"/>
+          </w:tcPr>
+          <w:p>
+            <w:r>
+              <w:rPr>
+                <w:rFonts w:ascii="微软雅黑" w:hAnsi="微软雅黑" w:eastAsia="微软雅黑"/>
+              </w:rPr>
+              <w:t>memoq.com</w:t>
+            </w:r>
+          </w:p>
+        </w:tc>
+        <w:tc>
+          <w:tcPr>
+            <w:tcW w:type="dxa" w:w="1440"/>
+          </w:tcPr>
+          <w:p>
+            <w:r>
+              <w:rPr>
+                <w:rFonts w:ascii="微软雅黑" w:hAnsi="微软雅黑" w:eastAsia="微软雅黑"/>
+              </w:rPr>
+              <w:t>译者版约 €396/年</w:t>
+            </w:r>
+          </w:p>
+        </w:tc>
+        <w:tc>
+          <w:tcPr>
+            <w:tcW w:type="dxa" w:w="1440"/>
+          </w:tcPr>
+          <w:p>
+            <w:r>
+              <w:rPr>
+                <w:rFonts w:ascii="微软雅黑" w:hAnsi="微软雅黑" w:eastAsia="微软雅黑"/>
+              </w:rPr>
+              <w:t>1.2 + 2.0</w:t>
+            </w:r>
+          </w:p>
+        </w:tc>
+        <w:tc>
+          <w:tcPr>
+            <w:tcW w:type="dxa" w:w="1440"/>
+          </w:tcPr>
+          <w:p>
+            <w:r>
+              <w:rPr>
+                <w:rFonts w:ascii="微软雅黑" w:hAnsi="微软雅黑" w:eastAsia="微软雅黑"/>
+              </w:rPr>
+              <w:t>Windows 专业工具，翻译记忆强</w:t>
+            </w:r>
+          </w:p>
+        </w:tc>
+      </w:tr>
+      <w:tr>
+        <w:tc>
+          <w:tcPr>
+            <w:tcW w:type="dxa" w:w="1440"/>
+          </w:tcPr>
+          <w:p>
+            <w:r>
+              <w:rPr>
+                <w:rFonts w:ascii="微软雅黑" w:hAnsi="微软雅黑" w:eastAsia="微软雅黑"/>
+                <w:b/>
+              </w:rPr>
+              <w:t>SDL Trados Studio</w:t>
+            </w:r>
+          </w:p>
+        </w:tc>
+        <w:tc>
+          <w:tcPr>
+            <w:tcW w:type="dxa" w:w="1440"/>
+          </w:tcPr>
+          <w:p>
+            <w:r>
+              <w:rPr>
+                <w:rFonts w:ascii="微软雅黑" w:hAnsi="微软雅黑" w:eastAsia="微软雅黑"/>
+              </w:rPr>
+              <w:t>桌面 CAT</w:t>
+            </w:r>
+          </w:p>
+        </w:tc>
+        <w:tc>
+          <w:tcPr>
+            <w:tcW w:type="dxa" w:w="1440"/>
+          </w:tcPr>
+          <w:p>
+            <w:r>
+              <w:rPr>
+                <w:rFonts w:ascii="微软雅黑" w:hAnsi="微软雅黑" w:eastAsia="微软雅黑"/>
+              </w:rPr>
+              <w:t>trados.com</w:t>
+            </w:r>
+          </w:p>
+        </w:tc>
+        <w:tc>
+          <w:tcPr>
+            <w:tcW w:type="dxa" w:w="1440"/>
+          </w:tcPr>
+          <w:p>
+            <w:r>
+              <w:rPr>
+                <w:rFonts w:ascii="微软雅黑" w:hAnsi="微软雅黑" w:eastAsia="微软雅黑"/>
+              </w:rPr>
+              <w:t>Freelance 约 $52/月（年付）起</w:t>
+            </w:r>
+          </w:p>
+        </w:tc>
+        <w:tc>
+          <w:tcPr>
+            <w:tcW w:type="dxa" w:w="1440"/>
+          </w:tcPr>
+          <w:p>
+            <w:r>
+              <w:rPr>
+                <w:rFonts w:ascii="微软雅黑" w:hAnsi="微软雅黑" w:eastAsia="微软雅黑"/>
+              </w:rPr>
+              <w:t>1.2 + 2.0</w:t>
+            </w:r>
+          </w:p>
+        </w:tc>
+        <w:tc>
+          <w:tcPr>
+            <w:tcW w:type="dxa" w:w="1440"/>
+          </w:tcPr>
+          <w:p>
+            <w:r>
+              <w:rPr>
+                <w:rFonts w:ascii="微软雅黑" w:hAnsi="微软雅黑" w:eastAsia="微软雅黑"/>
+              </w:rPr>
+              <w:t>行业老牌，客户常指定</w:t>
+            </w:r>
+          </w:p>
+        </w:tc>
+      </w:tr>
+      <w:tr>
+        <w:tc>
+          <w:tcPr>
+            <w:tcW w:type="dxa" w:w="1440"/>
+          </w:tcPr>
+          <w:p>
+            <w:r>
+              <w:rPr>
+                <w:rFonts w:ascii="微软雅黑" w:hAnsi="微软雅黑" w:eastAsia="微软雅黑"/>
+                <w:b/>
+              </w:rPr>
+              <w:t>OmegaT</w:t>
+            </w:r>
+          </w:p>
+        </w:tc>
+        <w:tc>
+          <w:tcPr>
+            <w:tcW w:type="dxa" w:w="1440"/>
+          </w:tcPr>
+          <w:p>
+            <w:r>
+              <w:rPr>
+                <w:rFonts w:ascii="微软雅黑" w:hAnsi="微软雅黑" w:eastAsia="微软雅黑"/>
+              </w:rPr>
+              <w:t>桌面开源</w:t>
+            </w:r>
+          </w:p>
+        </w:tc>
+        <w:tc>
+          <w:tcPr>
+            <w:tcW w:type="dxa" w:w="1440"/>
+          </w:tcPr>
+          <w:p>
+            <w:r>
+              <w:rPr>
+                <w:rFonts w:ascii="微软雅黑" w:hAnsi="微软雅黑" w:eastAsia="微软雅黑"/>
+              </w:rPr>
+              <w:t>omegat.org</w:t>
+            </w:r>
+          </w:p>
+        </w:tc>
+        <w:tc>
+          <w:tcPr>
+            <w:tcW w:type="dxa" w:w="1440"/>
+          </w:tcPr>
+          <w:p>
+            <w:r>
+              <w:rPr>
+                <w:rFonts w:ascii="微软雅黑" w:hAnsi="微软雅黑" w:eastAsia="微软雅黑"/>
+              </w:rPr>
+              <w:t>免费</w:t>
+            </w:r>
+          </w:p>
+        </w:tc>
+        <w:tc>
+          <w:tcPr>
+            <w:tcW w:type="dxa" w:w="1440"/>
+          </w:tcPr>
+          <w:p>
+            <w:r>
+              <w:rPr>
+                <w:rFonts w:ascii="微软雅黑" w:hAnsi="微软雅黑" w:eastAsia="微软雅黑"/>
+              </w:rPr>
+              <w:t>1.2 为主</w:t>
+            </w:r>
+          </w:p>
+        </w:tc>
+        <w:tc>
+          <w:tcPr>
+            <w:tcW w:type="dxa" w:w="1440"/>
+          </w:tcPr>
+          <w:p>
+            <w:r>
+              <w:rPr>
+                <w:rFonts w:ascii="微软雅黑" w:hAnsi="微软雅黑" w:eastAsia="微软雅黑"/>
+              </w:rPr>
+              <w:t>免费开源跨平台，零预算起步</w:t>
+            </w:r>
+          </w:p>
+        </w:tc>
+      </w:tr>
+    </w:tbl>
+    <w:p>
+      <w:pPr>
+        <w:spacing w:after="40"/>
+      </w:pPr>
+    </w:p>
+    <w:p>
+      <w:r>
+        <w:rPr>
+          <w:rFonts w:ascii="微软雅黑" w:hAnsi="微软雅黑" w:eastAsia="微软雅黑"/>
+          <w:b w:val="0"/>
+          <w:i/>
+          <w:color w:val="888888"/>
+        </w:rPr>
+        <w:t>注：费用为官网公开起价（2026 年核实），随套餐、账单方式（月付/年付）变化，请以官网为准；本项目实际用 make-xlf.mjs 自动填 &lt;target&gt;，并未接入这些工具。</w:t>
+      </w:r>
+    </w:p>
+    <w:p>
+      <w:pPr>
+        <w:pStyle w:val="Heading2"/>
+      </w:pPr>
+      <w:r>
+        <w:rPr>
+          <w:rFonts w:ascii="微软雅黑" w:hAnsi="微软雅黑" w:eastAsia="微软雅黑"/>
+          <w:color w:val="1F6FB2"/>
+          <w:sz w:val="26"/>
+        </w:rPr>
         <w:t>xlf 与 JSON 的区别</w:t>
       </w:r>
     </w:p>
@@ -834,7 +1716,1124 @@
           <w:color w:val="0B5394"/>
           <w:sz w:val="32"/>
         </w:rPr>
-        <w:t>三、方案一：官方运行时方案（$localize + loadTranslations）</w:t>
+        <w:t>三、官方翻译文件格式全景</w:t>
+      </w:r>
+    </w:p>
+    <w:p>
+      <w:r>
+        <w:rPr>
+          <w:rFonts w:ascii="微软雅黑" w:hAnsi="微软雅黑" w:eastAsia="微软雅黑"/>
+          <w:b w:val="0"/>
+          <w:i w:val="0"/>
+        </w:rPr>
+        <w:t>ng extract-i18n 可以输出 5 种格式（--format 指定）。</w:t>
+      </w:r>
+    </w:p>
+    <w:tbl>
+      <w:tblPr>
+        <w:tblStyle w:val="TableGrid"/>
+        <w:tblW w:type="auto" w:w="0"/>
+        <w:jc w:val="center"/>
+        <w:tblLook w:firstColumn="1" w:firstRow="1" w:lastColumn="0" w:lastRow="0" w:noHBand="0" w:noVBand="1" w:val="04A0"/>
+      </w:tblPr>
+      <w:tblGrid>
+        <w:gridCol w:w="1440"/>
+        <w:gridCol w:w="1440"/>
+        <w:gridCol w:w="1440"/>
+        <w:gridCol w:w="1440"/>
+        <w:gridCol w:w="1440"/>
+        <w:gridCol w:w="1440"/>
+      </w:tblGrid>
+      <w:tr>
+        <w:tc>
+          <w:tcPr>
+            <w:tcW w:type="dxa" w:w="1440"/>
+            <w:shd w:val="clear" w:color="auto" w:fill="1F6FB2"/>
+          </w:tcPr>
+          <w:p>
+            <w:r>
+              <w:rPr>
+                <w:rFonts w:ascii="微软雅黑" w:hAnsi="微软雅黑" w:eastAsia="微软雅黑"/>
+                <w:b/>
+                <w:color w:val="FFFFFF"/>
+              </w:rPr>
+              <w:t>格式</w:t>
+            </w:r>
+          </w:p>
+        </w:tc>
+        <w:tc>
+          <w:tcPr>
+            <w:tcW w:type="dxa" w:w="1440"/>
+            <w:shd w:val="clear" w:color="auto" w:fill="1F6FB2"/>
+          </w:tcPr>
+          <w:p>
+            <w:r>
+              <w:rPr>
+                <w:rFonts w:ascii="微软雅黑" w:hAnsi="微软雅黑" w:eastAsia="微软雅黑"/>
+                <w:b/>
+                <w:color w:val="FFFFFF"/>
+              </w:rPr>
+              <w:t>扩展名</w:t>
+            </w:r>
+          </w:p>
+        </w:tc>
+        <w:tc>
+          <w:tcPr>
+            <w:tcW w:type="dxa" w:w="1440"/>
+            <w:shd w:val="clear" w:color="auto" w:fill="1F6FB2"/>
+          </w:tcPr>
+          <w:p>
+            <w:r>
+              <w:rPr>
+                <w:rFonts w:ascii="微软雅黑" w:hAnsi="微软雅黑" w:eastAsia="微软雅黑"/>
+                <w:b/>
+                <w:color w:val="FFFFFF"/>
+              </w:rPr>
+              <w:t>一句话</w:t>
+            </w:r>
+          </w:p>
+        </w:tc>
+        <w:tc>
+          <w:tcPr>
+            <w:tcW w:type="dxa" w:w="1440"/>
+            <w:shd w:val="clear" w:color="auto" w:fill="1F6FB2"/>
+          </w:tcPr>
+          <w:p>
+            <w:r>
+              <w:rPr>
+                <w:rFonts w:ascii="微软雅黑" w:hAnsi="微软雅黑" w:eastAsia="微软雅黑"/>
+                <w:b/>
+                <w:color w:val="FFFFFF"/>
+              </w:rPr>
+              <w:t>CAT 兼容</w:t>
+            </w:r>
+          </w:p>
+        </w:tc>
+        <w:tc>
+          <w:tcPr>
+            <w:tcW w:type="dxa" w:w="1440"/>
+            <w:shd w:val="clear" w:color="auto" w:fill="1F6FB2"/>
+          </w:tcPr>
+          <w:p>
+            <w:r>
+              <w:rPr>
+                <w:rFonts w:ascii="微软雅黑" w:hAnsi="微软雅黑" w:eastAsia="微软雅黑"/>
+                <w:b/>
+                <w:color w:val="FFFFFF"/>
+              </w:rPr>
+              <w:t>占位符 / ICU</w:t>
+            </w:r>
+          </w:p>
+        </w:tc>
+        <w:tc>
+          <w:tcPr>
+            <w:tcW w:type="dxa" w:w="1440"/>
+            <w:shd w:val="clear" w:color="auto" w:fill="1F6FB2"/>
+          </w:tcPr>
+          <w:p>
+            <w:r>
+              <w:rPr>
+                <w:rFonts w:ascii="微软雅黑" w:hAnsi="微软雅黑" w:eastAsia="微软雅黑"/>
+                <w:b/>
+                <w:color w:val="FFFFFF"/>
+              </w:rPr>
+              <w:t>适用生态</w:t>
+            </w:r>
+          </w:p>
+        </w:tc>
+      </w:tr>
+      <w:tr>
+        <w:tc>
+          <w:tcPr>
+            <w:tcW w:type="dxa" w:w="1440"/>
+          </w:tcPr>
+          <w:p>
+            <w:r>
+              <w:rPr>
+                <w:rFonts w:ascii="微软雅黑" w:hAnsi="微软雅黑" w:eastAsia="微软雅黑"/>
+                <w:b/>
+              </w:rPr>
+              <w:t>ARB</w:t>
+            </w:r>
+          </w:p>
+        </w:tc>
+        <w:tc>
+          <w:tcPr>
+            <w:tcW w:type="dxa" w:w="1440"/>
+          </w:tcPr>
+          <w:p>
+            <w:r>
+              <w:rPr>
+                <w:rFonts w:ascii="微软雅黑" w:hAnsi="微软雅黑" w:eastAsia="微软雅黑"/>
+              </w:rPr>
+              <w:t>.arb</w:t>
+            </w:r>
+          </w:p>
+        </w:tc>
+        <w:tc>
+          <w:tcPr>
+            <w:tcW w:type="dxa" w:w="1440"/>
+          </w:tcPr>
+          <w:p>
+            <w:r>
+              <w:rPr>
+                <w:rFonts w:ascii="微软雅黑" w:hAnsi="微软雅黑" w:eastAsia="微软雅黑"/>
+              </w:rPr>
+              <w:t>Google 的 Flutter 翻译格式，键值对</w:t>
+            </w:r>
+          </w:p>
+        </w:tc>
+        <w:tc>
+          <w:tcPr>
+            <w:tcW w:type="dxa" w:w="1440"/>
+          </w:tcPr>
+          <w:p>
+            <w:r>
+              <w:rPr>
+                <w:rFonts w:ascii="微软雅黑" w:hAnsi="微软雅黑" w:eastAsia="微软雅黑"/>
+              </w:rPr>
+              <w:t>部分平台支持</w:t>
+            </w:r>
+          </w:p>
+        </w:tc>
+        <w:tc>
+          <w:tcPr>
+            <w:tcW w:type="dxa" w:w="1440"/>
+          </w:tcPr>
+          <w:p>
+            <w:r>
+              <w:rPr>
+                <w:rFonts w:ascii="微软雅黑" w:hAnsi="微软雅黑" w:eastAsia="微软雅黑"/>
+              </w:rPr>
+              <w:t>支持</w:t>
+            </w:r>
+          </w:p>
+        </w:tc>
+        <w:tc>
+          <w:tcPr>
+            <w:tcW w:type="dxa" w:w="1440"/>
+          </w:tcPr>
+          <w:p>
+            <w:r>
+              <w:rPr>
+                <w:rFonts w:ascii="微软雅黑" w:hAnsi="微软雅黑" w:eastAsia="微软雅黑"/>
+              </w:rPr>
+              <w:t>Flutter / 多端</w:t>
+            </w:r>
+          </w:p>
+        </w:tc>
+      </w:tr>
+      <w:tr>
+        <w:tc>
+          <w:tcPr>
+            <w:tcW w:type="dxa" w:w="1440"/>
+          </w:tcPr>
+          <w:p>
+            <w:r>
+              <w:rPr>
+                <w:rFonts w:ascii="微软雅黑" w:hAnsi="微软雅黑" w:eastAsia="微软雅黑"/>
+                <w:b/>
+              </w:rPr>
+              <w:t>JSON</w:t>
+            </w:r>
+          </w:p>
+        </w:tc>
+        <w:tc>
+          <w:tcPr>
+            <w:tcW w:type="dxa" w:w="1440"/>
+          </w:tcPr>
+          <w:p>
+            <w:r>
+              <w:rPr>
+                <w:rFonts w:ascii="微软雅黑" w:hAnsi="微软雅黑" w:eastAsia="微软雅黑"/>
+              </w:rPr>
+              <w:t>.json</w:t>
+            </w:r>
+          </w:p>
+        </w:tc>
+        <w:tc>
+          <w:tcPr>
+            <w:tcW w:type="dxa" w:w="1440"/>
+          </w:tcPr>
+          <w:p>
+            <w:r>
+              <w:rPr>
+                <w:rFonts w:ascii="微软雅黑" w:hAnsi="微软雅黑" w:eastAsia="微软雅黑"/>
+              </w:rPr>
+              <w:t>官方 JSON：{ locale: { 消息id: 译文 } }</w:t>
+            </w:r>
+          </w:p>
+        </w:tc>
+        <w:tc>
+          <w:tcPr>
+            <w:tcW w:type="dxa" w:w="1440"/>
+          </w:tcPr>
+          <w:p>
+            <w:r>
+              <w:rPr>
+                <w:rFonts w:ascii="微软雅黑" w:hAnsi="微软雅黑" w:eastAsia="微软雅黑"/>
+              </w:rPr>
+              <w:t>不支持</w:t>
+            </w:r>
+          </w:p>
+        </w:tc>
+        <w:tc>
+          <w:tcPr>
+            <w:tcW w:type="dxa" w:w="1440"/>
+          </w:tcPr>
+          <w:p>
+            <w:r>
+              <w:rPr>
+                <w:rFonts w:ascii="微软雅黑" w:hAnsi="微软雅黑" w:eastAsia="微软雅黑"/>
+              </w:rPr>
+              <w:t>支持</w:t>
+            </w:r>
+          </w:p>
+        </w:tc>
+        <w:tc>
+          <w:tcPr>
+            <w:tcW w:type="dxa" w:w="1440"/>
+          </w:tcPr>
+          <w:p>
+            <w:r>
+              <w:rPr>
+                <w:rFonts w:ascii="微软雅黑" w:hAnsi="微软雅黑" w:eastAsia="微软雅黑"/>
+              </w:rPr>
+              <w:t>小项目 / 脚本友好</w:t>
+            </w:r>
+          </w:p>
+        </w:tc>
+      </w:tr>
+      <w:tr>
+        <w:tc>
+          <w:tcPr>
+            <w:tcW w:type="dxa" w:w="1440"/>
+          </w:tcPr>
+          <w:p>
+            <w:r>
+              <w:rPr>
+                <w:rFonts w:ascii="微软雅黑" w:hAnsi="微软雅黑" w:eastAsia="微软雅黑"/>
+                <w:b/>
+              </w:rPr>
+              <w:t>XLIFF 1.2</w:t>
+            </w:r>
+          </w:p>
+        </w:tc>
+        <w:tc>
+          <w:tcPr>
+            <w:tcW w:type="dxa" w:w="1440"/>
+          </w:tcPr>
+          <w:p>
+            <w:r>
+              <w:rPr>
+                <w:rFonts w:ascii="微软雅黑" w:hAnsi="微软雅黑" w:eastAsia="微软雅黑"/>
+              </w:rPr>
+              <w:t>.xlf</w:t>
+            </w:r>
+          </w:p>
+        </w:tc>
+        <w:tc>
+          <w:tcPr>
+            <w:tcW w:type="dxa" w:w="1440"/>
+          </w:tcPr>
+          <w:p>
+            <w:r>
+              <w:rPr>
+                <w:rFonts w:ascii="微软雅黑" w:hAnsi="微软雅黑" w:eastAsia="微软雅黑"/>
+              </w:rPr>
+              <w:t>老牌标准：&lt;trans-unit&gt; / &lt;source&gt; / &lt;target&gt;</w:t>
+            </w:r>
+          </w:p>
+        </w:tc>
+        <w:tc>
+          <w:tcPr>
+            <w:tcW w:type="dxa" w:w="1440"/>
+          </w:tcPr>
+          <w:p>
+            <w:r>
+              <w:rPr>
+                <w:rFonts w:ascii="微软雅黑" w:hAnsi="微软雅黑" w:eastAsia="微软雅黑"/>
+              </w:rPr>
+              <w:t>主流 CAT 都支持</w:t>
+            </w:r>
+          </w:p>
+        </w:tc>
+        <w:tc>
+          <w:tcPr>
+            <w:tcW w:type="dxa" w:w="1440"/>
+          </w:tcPr>
+          <w:p>
+            <w:r>
+              <w:rPr>
+                <w:rFonts w:ascii="微软雅黑" w:hAnsi="微软雅黑" w:eastAsia="微软雅黑"/>
+              </w:rPr>
+              <w:t>支持</w:t>
+            </w:r>
+          </w:p>
+        </w:tc>
+        <w:tc>
+          <w:tcPr>
+            <w:tcW w:type="dxa" w:w="1440"/>
+          </w:tcPr>
+          <w:p>
+            <w:r>
+              <w:rPr>
+                <w:rFonts w:ascii="微软雅黑" w:hAnsi="微软雅黑" w:eastAsia="微软雅黑"/>
+              </w:rPr>
+              <w:t>广泛使用</w:t>
+            </w:r>
+          </w:p>
+        </w:tc>
+      </w:tr>
+      <w:tr>
+        <w:tc>
+          <w:tcPr>
+            <w:tcW w:type="dxa" w:w="1440"/>
+          </w:tcPr>
+          <w:p>
+            <w:r>
+              <w:rPr>
+                <w:rFonts w:ascii="微软雅黑" w:hAnsi="微软雅黑" w:eastAsia="微软雅黑"/>
+                <w:b/>
+              </w:rPr>
+              <w:t>XLIFF 2.0</w:t>
+            </w:r>
+          </w:p>
+        </w:tc>
+        <w:tc>
+          <w:tcPr>
+            <w:tcW w:type="dxa" w:w="1440"/>
+          </w:tcPr>
+          <w:p>
+            <w:r>
+              <w:rPr>
+                <w:rFonts w:ascii="微软雅黑" w:hAnsi="微软雅黑" w:eastAsia="微软雅黑"/>
+              </w:rPr>
+              <w:t>.xlf</w:t>
+            </w:r>
+          </w:p>
+        </w:tc>
+        <w:tc>
+          <w:tcPr>
+            <w:tcW w:type="dxa" w:w="1440"/>
+          </w:tcPr>
+          <w:p>
+            <w:r>
+              <w:rPr>
+                <w:rFonts w:ascii="微软雅黑" w:hAnsi="微软雅黑" w:eastAsia="微软雅黑"/>
+              </w:rPr>
+              <w:t>新标准：&lt;unit&gt; / &lt;segment&gt;；本项目 extract 用它</w:t>
+            </w:r>
+          </w:p>
+        </w:tc>
+        <w:tc>
+          <w:tcPr>
+            <w:tcW w:type="dxa" w:w="1440"/>
+          </w:tcPr>
+          <w:p>
+            <w:r>
+              <w:rPr>
+                <w:rFonts w:ascii="微软雅黑" w:hAnsi="微软雅黑" w:eastAsia="微软雅黑"/>
+              </w:rPr>
+              <w:t>兼容面较窄</w:t>
+            </w:r>
+          </w:p>
+        </w:tc>
+        <w:tc>
+          <w:tcPr>
+            <w:tcW w:type="dxa" w:w="1440"/>
+          </w:tcPr>
+          <w:p>
+            <w:r>
+              <w:rPr>
+                <w:rFonts w:ascii="微软雅黑" w:hAnsi="微软雅黑" w:eastAsia="微软雅黑"/>
+              </w:rPr>
+              <w:t>支持</w:t>
+            </w:r>
+          </w:p>
+        </w:tc>
+        <w:tc>
+          <w:tcPr>
+            <w:tcW w:type="dxa" w:w="1440"/>
+          </w:tcPr>
+          <w:p>
+            <w:r>
+              <w:rPr>
+                <w:rFonts w:ascii="微软雅黑" w:hAnsi="微软雅黑" w:eastAsia="微软雅黑"/>
+              </w:rPr>
+              <w:t>新项目</w:t>
+            </w:r>
+          </w:p>
+        </w:tc>
+      </w:tr>
+      <w:tr>
+        <w:tc>
+          <w:tcPr>
+            <w:tcW w:type="dxa" w:w="1440"/>
+          </w:tcPr>
+          <w:p>
+            <w:r>
+              <w:rPr>
+                <w:rFonts w:ascii="微软雅黑" w:hAnsi="微软雅黑" w:eastAsia="微软雅黑"/>
+                <w:b/>
+              </w:rPr>
+              <w:t>XMB / XTB</w:t>
+            </w:r>
+          </w:p>
+        </w:tc>
+        <w:tc>
+          <w:tcPr>
+            <w:tcW w:type="dxa" w:w="1440"/>
+          </w:tcPr>
+          <w:p>
+            <w:r>
+              <w:rPr>
+                <w:rFonts w:ascii="微软雅黑" w:hAnsi="微软雅黑" w:eastAsia="微软雅黑"/>
+              </w:rPr>
+              <w:t>.xmb / .xtb</w:t>
+            </w:r>
+          </w:p>
+        </w:tc>
+        <w:tc>
+          <w:tcPr>
+            <w:tcW w:type="dxa" w:w="1440"/>
+          </w:tcPr>
+          <w:p>
+            <w:r>
+              <w:rPr>
+                <w:rFonts w:ascii="微软雅黑" w:hAnsi="微软雅黑" w:eastAsia="微软雅黑"/>
+              </w:rPr>
+              <w:t>XML Message Bundle：源 .xmb，译文 .xtb</w:t>
+            </w:r>
+          </w:p>
+        </w:tc>
+        <w:tc>
+          <w:tcPr>
+            <w:tcW w:type="dxa" w:w="1440"/>
+          </w:tcPr>
+          <w:p>
+            <w:r>
+              <w:rPr>
+                <w:rFonts w:ascii="微软雅黑" w:hAnsi="微软雅黑" w:eastAsia="微软雅黑"/>
+              </w:rPr>
+              <w:t>较少</w:t>
+            </w:r>
+          </w:p>
+        </w:tc>
+        <w:tc>
+          <w:tcPr>
+            <w:tcW w:type="dxa" w:w="1440"/>
+          </w:tcPr>
+          <w:p>
+            <w:r>
+              <w:rPr>
+                <w:rFonts w:ascii="微软雅黑" w:hAnsi="微软雅黑" w:eastAsia="微软雅黑"/>
+              </w:rPr>
+              <w:t>受限（ICU 不完整）</w:t>
+            </w:r>
+          </w:p>
+        </w:tc>
+        <w:tc>
+          <w:tcPr>
+            <w:tcW w:type="dxa" w:w="1440"/>
+          </w:tcPr>
+          <w:p>
+            <w:r>
+              <w:rPr>
+                <w:rFonts w:ascii="微软雅黑" w:hAnsi="微软雅黑" w:eastAsia="微软雅黑"/>
+              </w:rPr>
+              <w:t>国际化大厂</w:t>
+            </w:r>
+          </w:p>
+        </w:tc>
+      </w:tr>
+    </w:tbl>
+    <w:p>
+      <w:pPr>
+        <w:spacing w:after="40"/>
+      </w:pPr>
+    </w:p>
+    <w:p>
+      <w:pPr>
+        <w:pStyle w:val="Heading2"/>
+      </w:pPr>
+      <w:r>
+        <w:rPr>
+          <w:rFonts w:ascii="微软雅黑" w:hAnsi="微软雅黑" w:eastAsia="微软雅黑"/>
+          <w:color w:val="1F6FB2"/>
+          <w:sz w:val="26"/>
+        </w:rPr>
+        <w:t>XLIFF 1.2 与 2.0 的区别</w:t>
+      </w:r>
+    </w:p>
+    <w:tbl>
+      <w:tblPr>
+        <w:tblStyle w:val="TableGrid"/>
+        <w:tblW w:type="auto" w:w="0"/>
+        <w:jc w:val="center"/>
+        <w:tblLook w:firstColumn="1" w:firstRow="1" w:lastColumn="0" w:lastRow="0" w:noHBand="0" w:noVBand="1" w:val="04A0"/>
+      </w:tblPr>
+      <w:tblGrid>
+        <w:gridCol w:w="2880"/>
+        <w:gridCol w:w="2880"/>
+        <w:gridCol w:w="2880"/>
+      </w:tblGrid>
+      <w:tr>
+        <w:tc>
+          <w:tcPr>
+            <w:tcW w:type="dxa" w:w="2880"/>
+            <w:shd w:val="clear" w:color="auto" w:fill="1F6FB2"/>
+          </w:tcPr>
+          <w:p>
+            <w:r>
+              <w:rPr>
+                <w:rFonts w:ascii="微软雅黑" w:hAnsi="微软雅黑" w:eastAsia="微软雅黑"/>
+                <w:b/>
+                <w:color w:val="FFFFFF"/>
+              </w:rPr>
+              <w:t>对比项</w:t>
+            </w:r>
+          </w:p>
+        </w:tc>
+        <w:tc>
+          <w:tcPr>
+            <w:tcW w:type="dxa" w:w="2880"/>
+            <w:shd w:val="clear" w:color="auto" w:fill="1F6FB2"/>
+          </w:tcPr>
+          <w:p>
+            <w:r>
+              <w:rPr>
+                <w:rFonts w:ascii="微软雅黑" w:hAnsi="微软雅黑" w:eastAsia="微软雅黑"/>
+                <w:b/>
+                <w:color w:val="FFFFFF"/>
+              </w:rPr>
+              <w:t>XLIFF 1.2</w:t>
+            </w:r>
+          </w:p>
+        </w:tc>
+        <w:tc>
+          <w:tcPr>
+            <w:tcW w:type="dxa" w:w="2880"/>
+            <w:shd w:val="clear" w:color="auto" w:fill="1F6FB2"/>
+          </w:tcPr>
+          <w:p>
+            <w:r>
+              <w:rPr>
+                <w:rFonts w:ascii="微软雅黑" w:hAnsi="微软雅黑" w:eastAsia="微软雅黑"/>
+                <w:b/>
+                <w:color w:val="FFFFFF"/>
+              </w:rPr>
+              <w:t>XLIFF 2.0</w:t>
+            </w:r>
+          </w:p>
+        </w:tc>
+      </w:tr>
+      <w:tr>
+        <w:tc>
+          <w:tcPr>
+            <w:tcW w:type="dxa" w:w="2880"/>
+          </w:tcPr>
+          <w:p>
+            <w:r>
+              <w:rPr>
+                <w:rFonts w:ascii="微软雅黑" w:hAnsi="微软雅黑" w:eastAsia="微软雅黑"/>
+                <w:b/>
+              </w:rPr>
+              <w:t>元素结构</w:t>
+            </w:r>
+          </w:p>
+        </w:tc>
+        <w:tc>
+          <w:tcPr>
+            <w:tcW w:type="dxa" w:w="2880"/>
+          </w:tcPr>
+          <w:p>
+            <w:r>
+              <w:rPr>
+                <w:rFonts w:ascii="微软雅黑" w:hAnsi="微软雅黑" w:eastAsia="微软雅黑"/>
+              </w:rPr>
+              <w:t>&lt;trans-unit&gt;&lt;source&gt;/&lt;target&gt;</w:t>
+            </w:r>
+          </w:p>
+        </w:tc>
+        <w:tc>
+          <w:tcPr>
+            <w:tcW w:type="dxa" w:w="2880"/>
+          </w:tcPr>
+          <w:p>
+            <w:r>
+              <w:rPr>
+                <w:rFonts w:ascii="微软雅黑" w:hAnsi="微软雅黑" w:eastAsia="微软雅黑"/>
+              </w:rPr>
+              <w:t>&lt;unit&gt;&lt;segment&gt;&lt;source&gt;/&lt;target&gt;</w:t>
+            </w:r>
+          </w:p>
+        </w:tc>
+      </w:tr>
+      <w:tr>
+        <w:tc>
+          <w:tcPr>
+            <w:tcW w:type="dxa" w:w="2880"/>
+          </w:tcPr>
+          <w:p>
+            <w:r>
+              <w:rPr>
+                <w:rFonts w:ascii="微软雅黑" w:hAnsi="微软雅黑" w:eastAsia="微软雅黑"/>
+                <w:b/>
+              </w:rPr>
+              <w:t>extract 命令</w:t>
+            </w:r>
+          </w:p>
+        </w:tc>
+        <w:tc>
+          <w:tcPr>
+            <w:tcW w:type="dxa" w:w="2880"/>
+          </w:tcPr>
+          <w:p>
+            <w:r>
+              <w:rPr>
+                <w:rFonts w:ascii="微软雅黑" w:hAnsi="微软雅黑" w:eastAsia="微软雅黑"/>
+              </w:rPr>
+              <w:t>ng extract-i18n --format=xlf</w:t>
+            </w:r>
+          </w:p>
+        </w:tc>
+        <w:tc>
+          <w:tcPr>
+            <w:tcW w:type="dxa" w:w="2880"/>
+          </w:tcPr>
+          <w:p>
+            <w:r>
+              <w:rPr>
+                <w:rFonts w:ascii="微软雅黑" w:hAnsi="微软雅黑" w:eastAsia="微软雅黑"/>
+              </w:rPr>
+              <w:t>ng extract-i18n --format=xlf2</w:t>
+            </w:r>
+          </w:p>
+        </w:tc>
+      </w:tr>
+      <w:tr>
+        <w:tc>
+          <w:tcPr>
+            <w:tcW w:type="dxa" w:w="2880"/>
+          </w:tcPr>
+          <w:p>
+            <w:r>
+              <w:rPr>
+                <w:rFonts w:ascii="微软雅黑" w:hAnsi="微软雅黑" w:eastAsia="微软雅黑"/>
+                <w:b/>
+              </w:rPr>
+              <w:t>CAT 工具兼容</w:t>
+            </w:r>
+          </w:p>
+        </w:tc>
+        <w:tc>
+          <w:tcPr>
+            <w:tcW w:type="dxa" w:w="2880"/>
+          </w:tcPr>
+          <w:p>
+            <w:r>
+              <w:rPr>
+                <w:rFonts w:ascii="微软雅黑" w:hAnsi="微软雅黑" w:eastAsia="微软雅黑"/>
+              </w:rPr>
+              <w:t>主流工具都支持</w:t>
+            </w:r>
+          </w:p>
+        </w:tc>
+        <w:tc>
+          <w:tcPr>
+            <w:tcW w:type="dxa" w:w="2880"/>
+          </w:tcPr>
+          <w:p>
+            <w:r>
+              <w:rPr>
+                <w:rFonts w:ascii="微软雅黑" w:hAnsi="微软雅黑" w:eastAsia="微软雅黑"/>
+              </w:rPr>
+              <w:t>支持较少（多数仍偏 1.2）</w:t>
+            </w:r>
+          </w:p>
+        </w:tc>
+      </w:tr>
+      <w:tr>
+        <w:tc>
+          <w:tcPr>
+            <w:tcW w:type="dxa" w:w="2880"/>
+          </w:tcPr>
+          <w:p>
+            <w:r>
+              <w:rPr>
+                <w:rFonts w:ascii="微软雅黑" w:hAnsi="微软雅黑" w:eastAsia="微软雅黑"/>
+                <w:b/>
+              </w:rPr>
+              <w:t>本项目</w:t>
+            </w:r>
+          </w:p>
+        </w:tc>
+        <w:tc>
+          <w:tcPr>
+            <w:tcW w:type="dxa" w:w="2880"/>
+          </w:tcPr>
+          <w:p>
+            <w:r>
+              <w:rPr>
+                <w:rFonts w:ascii="微软雅黑" w:hAnsi="微软雅黑" w:eastAsia="微软雅黑"/>
+              </w:rPr>
+              <w:t>未使用</w:t>
+            </w:r>
+          </w:p>
+        </w:tc>
+        <w:tc>
+          <w:tcPr>
+            <w:tcW w:type="dxa" w:w="2880"/>
+          </w:tcPr>
+          <w:p>
+            <w:r>
+              <w:rPr>
+                <w:rFonts w:ascii="微软雅黑" w:hAnsi="微软雅黑" w:eastAsia="微软雅黑"/>
+              </w:rPr>
+              <w:t>默认产出 xlf2</w:t>
+            </w:r>
+          </w:p>
+        </w:tc>
+      </w:tr>
+    </w:tbl>
+    <w:p>
+      <w:pPr>
+        <w:spacing w:after="40"/>
+      </w:pPr>
+    </w:p>
+    <w:p>
+      <w:pPr>
+        <w:pStyle w:val="Heading2"/>
+      </w:pPr>
+      <w:r>
+        <w:rPr>
+          <w:rFonts w:ascii="微软雅黑" w:hAnsi="微软雅黑" w:eastAsia="微软雅黑"/>
+          <w:color w:val="1F6FB2"/>
+          <w:sz w:val="26"/>
+        </w:rPr>
+        <w:t>官方的 JSON 与自研 JSON 不是同一种</w:t>
+      </w:r>
+    </w:p>
+    <w:tbl>
+      <w:tblPr>
+        <w:tblStyle w:val="TableGrid"/>
+        <w:tblW w:type="auto" w:w="0"/>
+        <w:jc w:val="center"/>
+        <w:tblLook w:firstColumn="1" w:firstRow="1" w:lastColumn="0" w:lastRow="0" w:noHBand="0" w:noVBand="1" w:val="04A0"/>
+      </w:tblPr>
+      <w:tblGrid>
+        <w:gridCol w:w="8640"/>
+      </w:tblGrid>
+      <w:tr>
+        <w:tc>
+          <w:tcPr>
+            <w:tcW w:type="dxa" w:w="8640"/>
+            <w:shd w:val="clear" w:color="auto" w:fill="F2F2F2"/>
+          </w:tcPr>
+          <w:p>
+            <w:pPr>
+              <w:spacing w:after="0" w:before="0"/>
+            </w:pPr>
+            <w:r>
+              <w:rPr>
+                <w:rFonts w:ascii="Consolas" w:hAnsi="Consolas"/>
+                <w:sz w:val="19"/>
+              </w:rPr>
+              <w:t>// 官方 --format=json：按"消息 id"索引，每个语言一个文件</w:t>
+            </w:r>
+          </w:p>
+          <w:p>
+            <w:pPr>
+              <w:spacing w:after="0" w:before="0"/>
+            </w:pPr>
+            <w:r>
+              <w:rPr>
+                <w:rFonts w:ascii="Consolas" w:hAnsi="Consolas"/>
+                <w:sz w:val="19"/>
+              </w:rPr>
+              <w:t>{</w:t>
+            </w:r>
+          </w:p>
+          <w:p>
+            <w:pPr>
+              <w:spacing w:after="0" w:before="0"/>
+            </w:pPr>
+            <w:r>
+              <w:rPr>
+                <w:rFonts w:ascii="Consolas" w:hAnsi="Consolas"/>
+                <w:sz w:val="19"/>
+              </w:rPr>
+              <w:t xml:space="preserve">  "zh": {</w:t>
+            </w:r>
+          </w:p>
+          <w:p>
+            <w:pPr>
+              <w:spacing w:after="0" w:before="0"/>
+            </w:pPr>
+            <w:r>
+              <w:rPr>
+                <w:rFonts w:ascii="Consolas" w:hAnsi="Consolas"/>
+                <w:sz w:val="19"/>
+              </w:rPr>
+              <w:t xml:space="preserve">    "demo.title": "Angular 原生 i18n 演示",</w:t>
+            </w:r>
+          </w:p>
+          <w:p>
+            <w:pPr>
+              <w:spacing w:after="0" w:before="0"/>
+            </w:pPr>
+            <w:r>
+              <w:rPr>
+                <w:rFonts w:ascii="Consolas" w:hAnsi="Consolas"/>
+                <w:sz w:val="19"/>
+              </w:rPr>
+              <w:t xml:space="preserve">    "demo.items": "你的购物车中有 {$COUNT} 件商品"</w:t>
+            </w:r>
+          </w:p>
+          <w:p>
+            <w:pPr>
+              <w:spacing w:after="0" w:before="0"/>
+            </w:pPr>
+            <w:r>
+              <w:rPr>
+                <w:rFonts w:ascii="Consolas" w:hAnsi="Consolas"/>
+                <w:sz w:val="19"/>
+              </w:rPr>
+              <w:t xml:space="preserve">  }</w:t>
+            </w:r>
+          </w:p>
+          <w:p>
+            <w:pPr>
+              <w:spacing w:after="0" w:before="0"/>
+            </w:pPr>
+            <w:r>
+              <w:rPr>
+                <w:rFonts w:ascii="Consolas" w:hAnsi="Consolas"/>
+                <w:sz w:val="19"/>
+              </w:rPr>
+              <w:t>}</w:t>
+            </w:r>
+          </w:p>
+        </w:tc>
+      </w:tr>
+    </w:tbl>
+    <w:p>
+      <w:pPr>
+        <w:spacing w:after="40"/>
+      </w:pPr>
+    </w:p>
+    <w:p>
+      <w:r>
+        <w:rPr>
+          <w:rFonts w:ascii="微软雅黑" w:hAnsi="微软雅黑" w:eastAsia="微软雅黑"/>
+          <w:b w:val="0"/>
+          <w:i w:val="0"/>
+        </w:rPr>
+        <w:t>官方 JSON 按「消息 id」索引、每语言一个文件，能直接喂给 --localize；本项目的自研 JSON 是一份总表按「业务键」放全部语言，运行时由 loadTranslations 消费。</w:t>
+      </w:r>
+    </w:p>
+    <w:p>
+      <w:pPr>
+        <w:pStyle w:val="Heading2"/>
+      </w:pPr>
+      <w:r>
+        <w:rPr>
+          <w:rFonts w:ascii="微软雅黑" w:hAnsi="微软雅黑" w:eastAsia="微软雅黑"/>
+          <w:color w:val="1F6FB2"/>
+          <w:sz w:val="26"/>
+        </w:rPr>
+        <w:t>extract-i18n 与 angular.json 的关系</w:t>
+      </w:r>
+    </w:p>
+    <w:p>
+      <w:r>
+        <w:rPr>
+          <w:rFonts w:ascii="微软雅黑" w:hAnsi="微软雅黑" w:eastAsia="微软雅黑"/>
+          <w:b w:val="0"/>
+          <w:i w:val="0"/>
+        </w:rPr>
+        <w:t>extract-i18n 是命令（动作），angular.json 是配置文件（声明）。命令按配置执行：提取后的文件名/路径必须和 i18n.locales 里 translation 指向的文件对上，--localize 构建才会读到译文。</w:t>
+      </w:r>
+    </w:p>
+    <w:tbl>
+      <w:tblPr>
+        <w:tblStyle w:val="TableGrid"/>
+        <w:tblW w:type="auto" w:w="0"/>
+        <w:jc w:val="center"/>
+        <w:tblLook w:firstColumn="1" w:firstRow="1" w:lastColumn="0" w:lastRow="0" w:noHBand="0" w:noVBand="1" w:val="04A0"/>
+      </w:tblPr>
+      <w:tblGrid>
+        <w:gridCol w:w="4320"/>
+        <w:gridCol w:w="4320"/>
+      </w:tblGrid>
+      <w:tr>
+        <w:tc>
+          <w:tcPr>
+            <w:tcW w:type="dxa" w:w="4320"/>
+            <w:shd w:val="clear" w:color="auto" w:fill="1F6FB2"/>
+          </w:tcPr>
+          <w:p>
+            <w:r>
+              <w:rPr>
+                <w:rFonts w:ascii="微软雅黑" w:hAnsi="微软雅黑" w:eastAsia="微软雅黑"/>
+                <w:b/>
+                <w:color w:val="FFFFFF"/>
+              </w:rPr>
+              <w:t>配置块</w:t>
+            </w:r>
+          </w:p>
+        </w:tc>
+        <w:tc>
+          <w:tcPr>
+            <w:tcW w:type="dxa" w:w="4320"/>
+            <w:shd w:val="clear" w:color="auto" w:fill="1F6FB2"/>
+          </w:tcPr>
+          <w:p>
+            <w:r>
+              <w:rPr>
+                <w:rFonts w:ascii="微软雅黑" w:hAnsi="微软雅黑" w:eastAsia="微软雅黑"/>
+                <w:b/>
+                <w:color w:val="FFFFFF"/>
+              </w:rPr>
+              <w:t>作用</w:t>
+            </w:r>
+          </w:p>
+        </w:tc>
+      </w:tr>
+      <w:tr>
+        <w:tc>
+          <w:tcPr>
+            <w:tcW w:type="dxa" w:w="4320"/>
+          </w:tcPr>
+          <w:p>
+            <w:r>
+              <w:rPr>
+                <w:rFonts w:ascii="微软雅黑" w:hAnsi="微软雅黑" w:eastAsia="微软雅黑"/>
+                <w:b/>
+              </w:rPr>
+              <w:t>i18n.sourceLocale</w:t>
+            </w:r>
+          </w:p>
+        </w:tc>
+        <w:tc>
+          <w:tcPr>
+            <w:tcW w:type="dxa" w:w="4320"/>
+          </w:tcPr>
+          <w:p>
+            <w:r>
+              <w:rPr>
+                <w:rFonts w:ascii="微软雅黑" w:hAnsi="微软雅黑" w:eastAsia="微软雅黑"/>
+              </w:rPr>
+              <w:t>声明源语言（en-US）与默认子路径（''）</w:t>
+            </w:r>
+          </w:p>
+        </w:tc>
+      </w:tr>
+      <w:tr>
+        <w:tc>
+          <w:tcPr>
+            <w:tcW w:type="dxa" w:w="4320"/>
+          </w:tcPr>
+          <w:p>
+            <w:r>
+              <w:rPr>
+                <w:rFonts w:ascii="微软雅黑" w:hAnsi="微软雅黑" w:eastAsia="微软雅黑"/>
+                <w:b/>
+              </w:rPr>
+              <w:t>i18n.locales</w:t>
+            </w:r>
+          </w:p>
+        </w:tc>
+        <w:tc>
+          <w:tcPr>
+            <w:tcW w:type="dxa" w:w="4320"/>
+          </w:tcPr>
+          <w:p>
+            <w:r>
+              <w:rPr>
+                <w:rFonts w:ascii="微软雅黑" w:hAnsi="微软雅黑" w:eastAsia="微软雅黑"/>
+              </w:rPr>
+              <w:t>声明有哪些语言，每语言的 translation 文件路径与 subPath（/zh、/de）</w:t>
+            </w:r>
+          </w:p>
+        </w:tc>
+      </w:tr>
+      <w:tr>
+        <w:tc>
+          <w:tcPr>
+            <w:tcW w:type="dxa" w:w="4320"/>
+          </w:tcPr>
+          <w:p>
+            <w:r>
+              <w:rPr>
+                <w:rFonts w:ascii="微软雅黑" w:hAnsi="微软雅黑" w:eastAsia="微软雅黑"/>
+                <w:b/>
+              </w:rPr>
+              <w:t>architect.extract-i18n</w:t>
+            </w:r>
+          </w:p>
+        </w:tc>
+        <w:tc>
+          <w:tcPr>
+            <w:tcW w:type="dxa" w:w="4320"/>
+          </w:tcPr>
+          <w:p>
+            <w:r>
+              <w:rPr>
+                <w:rFonts w:ascii="微软雅黑" w:hAnsi="微软雅黑" w:eastAsia="微软雅黑"/>
+              </w:rPr>
+              <w:t>extract-i18n 命令的配置：基于哪个 buildTarget、输出到哪、什么格式（xlf2）</w:t>
+            </w:r>
+          </w:p>
+        </w:tc>
+      </w:tr>
+      <w:tr>
+        <w:tc>
+          <w:tcPr>
+            <w:tcW w:type="dxa" w:w="4320"/>
+          </w:tcPr>
+          <w:p>
+            <w:r>
+              <w:rPr>
+                <w:rFonts w:ascii="微软雅黑" w:hAnsi="微软雅黑" w:eastAsia="微软雅黑"/>
+                <w:b/>
+              </w:rPr>
+              <w:t>architect.build.configurations.compile</w:t>
+            </w:r>
+          </w:p>
+        </w:tc>
+        <w:tc>
+          <w:tcPr>
+            <w:tcW w:type="dxa" w:w="4320"/>
+          </w:tcPr>
+          <w:p>
+            <w:r>
+              <w:rPr>
+                <w:rFonts w:ascii="微软雅黑" w:hAnsi="微软雅黑" w:eastAsia="微软雅黑"/>
+              </w:rPr>
+              <w:t>编译时构建配置：localize:true + fileReplacements</w:t>
+            </w:r>
+          </w:p>
+        </w:tc>
+      </w:tr>
+    </w:tbl>
+    <w:p>
+      <w:pPr>
+        <w:spacing w:after="40"/>
+      </w:pPr>
+    </w:p>
+    <w:p>
+      <w:pPr>
+        <w:pStyle w:val="Heading1"/>
+      </w:pPr>
+      <w:r>
+        <w:rPr>
+          <w:rFonts w:ascii="微软雅黑" w:hAnsi="微软雅黑" w:eastAsia="微软雅黑"/>
+          <w:color w:val="0B5394"/>
+          <w:sz w:val="32"/>
+        </w:rPr>
+        <w:t>四、方案一：官方运行时方案（$localize + loadTranslations）</w:t>
       </w:r>
     </w:p>
     <w:p>
@@ -1177,7 +3176,7 @@
           <w:color w:val="0B5394"/>
           <w:sz w:val="32"/>
         </w:rPr>
-        <w:t>四、方案二：官方编译时方案（extract-i18n + --localize）</w:t>
+        <w:t>五、方案二：官方编译时方案（extract-i18n + --localize）</w:t>
       </w:r>
     </w:p>
     <w:p>
@@ -1526,7 +3525,7 @@
           <w:color w:val="0B5394"/>
           <w:sz w:val="32"/>
         </w:rPr>
-        <w:t>五、方案三：自研 t()/label() 方案（JSON 总表 + 类型化 codegen + 可视化编辑器）</w:t>
+        <w:t>六、方案三：自研 t()/label() 方案（JSON 总表 + 类型化 codegen + 可视化编辑器）</w:t>
       </w:r>
     </w:p>
     <w:p>
@@ -1863,7 +3862,7 @@
           <w:color w:val="0B5394"/>
           <w:sz w:val="32"/>
         </w:rPr>
-        <w:t>六、三方案对比速览</w:t>
+        <w:t>七、三方案对比速览</w:t>
       </w:r>
     </w:p>
     <w:tbl>
@@ -2301,7 +4300,2457 @@
           <w:color w:val="0B5394"/>
           <w:sz w:val="32"/>
         </w:rPr>
-        <w:t>七、选型建议</w:t>
+        <w:t>八、标记细节示例</w:t>
+      </w:r>
+    </w:p>
+    <w:p>
+      <w:r>
+        <w:rPr>
+          <w:rFonts w:ascii="微软雅黑" w:hAnsi="微软雅黑" w:eastAsia="微软雅黑"/>
+          <w:b w:val="0"/>
+          <w:i w:val="0"/>
+        </w:rPr>
+        <w:t>消息标记可以写在两处：TS 里用 $localize 标签模板，模板里用 i18n 属性。两者都会进 extract-i18n 的扫描，也都能被运行时注册表解析。</w:t>
+      </w:r>
+    </w:p>
+    <w:tbl>
+      <w:tblPr>
+        <w:tblStyle w:val="TableGrid"/>
+        <w:tblW w:type="auto" w:w="0"/>
+        <w:jc w:val="center"/>
+        <w:tblLook w:firstColumn="1" w:firstRow="1" w:lastColumn="0" w:lastRow="0" w:noHBand="0" w:noVBand="1" w:val="04A0"/>
+      </w:tblPr>
+      <w:tblGrid>
+        <w:gridCol w:w="8640"/>
+      </w:tblGrid>
+      <w:tr>
+        <w:tc>
+          <w:tcPr>
+            <w:tcW w:type="dxa" w:w="8640"/>
+            <w:shd w:val="clear" w:color="auto" w:fill="F2F2F2"/>
+          </w:tcPr>
+          <w:p>
+            <w:pPr>
+              <w:spacing w:after="0" w:before="0"/>
+            </w:pPr>
+            <w:r>
+              <w:rPr>
+                <w:rFonts w:ascii="Consolas" w:hAnsi="Consolas"/>
+                <w:sz w:val="19"/>
+              </w:rPr>
+              <w:t>// TS 里：$localize 标签模板 + 消息 id，参数用 :名称: 声明</w:t>
+            </w:r>
+          </w:p>
+          <w:p>
+            <w:pPr>
+              <w:spacing w:after="0" w:before="0"/>
+            </w:pPr>
+            <w:r>
+              <w:rPr>
+                <w:rFonts w:ascii="Consolas" w:hAnsi="Consolas"/>
+                <w:sz w:val="19"/>
+              </w:rPr>
+              <w:t>readonly welcome = $localize`:@@demo.welcome:Hello, ${this.userName}:USER:!`;</w:t>
+            </w:r>
+          </w:p>
+          <w:p>
+            <w:pPr>
+              <w:spacing w:after="0" w:before="0"/>
+            </w:pPr>
+            <w:r>
+              <w:rPr>
+                <w:rFonts w:ascii="Consolas" w:hAnsi="Consolas"/>
+                <w:sz w:val="19"/>
+              </w:rPr>
+              <w:t>readonly items   = $localize`:@@demo.items:You have ${this.itemCount}:COUNT: items in your cart`;</w:t>
+            </w:r>
+          </w:p>
+        </w:tc>
+      </w:tr>
+    </w:tbl>
+    <w:p>
+      <w:pPr>
+        <w:spacing w:after="40"/>
+      </w:pPr>
+    </w:p>
+    <w:tbl>
+      <w:tblPr>
+        <w:tblStyle w:val="TableGrid"/>
+        <w:tblW w:type="auto" w:w="0"/>
+        <w:jc w:val="center"/>
+        <w:tblLook w:firstColumn="1" w:firstRow="1" w:lastColumn="0" w:lastRow="0" w:noHBand="0" w:noVBand="1" w:val="04A0"/>
+      </w:tblPr>
+      <w:tblGrid>
+        <w:gridCol w:w="8640"/>
+      </w:tblGrid>
+      <w:tr>
+        <w:tc>
+          <w:tcPr>
+            <w:tcW w:type="dxa" w:w="8640"/>
+            <w:shd w:val="clear" w:color="auto" w:fill="F2F2F2"/>
+          </w:tcPr>
+          <w:p>
+            <w:pPr>
+              <w:spacing w:after="0" w:before="0"/>
+            </w:pPr>
+            <w:r>
+              <w:rPr>
+                <w:rFonts w:ascii="Consolas" w:hAnsi="Consolas"/>
+                <w:sz w:val="19"/>
+              </w:rPr>
+              <w:t>&lt;!-- 模板里：i18n 属性 + 自定义 @@id（方便与 JSON/xlf 对应） --&gt;</w:t>
+            </w:r>
+          </w:p>
+          <w:p>
+            <w:pPr>
+              <w:spacing w:after="0" w:before="0"/>
+            </w:pPr>
+            <w:r>
+              <w:rPr>
+                <w:rFonts w:ascii="Consolas" w:hAnsi="Consolas"/>
+                <w:sz w:val="19"/>
+              </w:rPr>
+              <w:t>&lt;h1 i18n="@@demo.title"&gt;Angular Native i18n Demo&lt;/h1&gt;</w:t>
+            </w:r>
+          </w:p>
+          <w:p>
+            <w:pPr>
+              <w:spacing w:after="0" w:before="0"/>
+            </w:pPr>
+            <w:r>
+              <w:rPr>
+                <w:rFonts w:ascii="Consolas" w:hAnsi="Consolas"/>
+                <w:sz w:val="19"/>
+              </w:rPr>
+              <w:t>&lt;p i18n="@@demo.subtitle"&gt;Built with @angular/localize&lt;/p&gt;</w:t>
+            </w:r>
+          </w:p>
+          <w:p>
+            <w:pPr>
+              <w:spacing w:after="0" w:before="0"/>
+            </w:pPr>
+            <w:r>
+              <w:rPr>
+                <w:rFonts w:ascii="Consolas" w:hAnsi="Consolas"/>
+                <w:sz w:val="19"/>
+              </w:rPr>
+              <w:t xml:space="preserve"> </w:t>
+            </w:r>
+          </w:p>
+          <w:p>
+            <w:pPr>
+              <w:spacing w:after="0" w:before="0"/>
+            </w:pPr>
+            <w:r>
+              <w:rPr>
+                <w:rFonts w:ascii="Consolas" w:hAnsi="Consolas"/>
+                <w:sz w:val="19"/>
+              </w:rPr>
+              <w:t>&lt;!-- 模板属性也支持：i18n-属性名 --&gt;</w:t>
+            </w:r>
+          </w:p>
+          <w:p>
+            <w:pPr>
+              <w:spacing w:after="0" w:before="0"/>
+            </w:pPr>
+            <w:r>
+              <w:rPr>
+                <w:rFonts w:ascii="Consolas" w:hAnsi="Consolas"/>
+                <w:sz w:val="19"/>
+              </w:rPr>
+              <w:t>&lt;img [attr.alt]="logoAlt" i18n-alt="@@demo.alt" /&gt;</w:t>
+            </w:r>
+          </w:p>
+        </w:tc>
+      </w:tr>
+    </w:tbl>
+    <w:p>
+      <w:pPr>
+        <w:spacing w:after="40"/>
+      </w:pPr>
+    </w:p>
+    <w:p>
+      <w:pPr>
+        <w:pStyle w:val="Heading2"/>
+      </w:pPr>
+      <w:r>
+        <w:rPr>
+          <w:rFonts w:ascii="微软雅黑" w:hAnsi="微软雅黑" w:eastAsia="微软雅黑"/>
+          <w:color w:val="1F6FB2"/>
+          <w:sz w:val="26"/>
+        </w:rPr>
+        <w:t>ICU（复数 / 选择）在 xlf 里怎么翻译</w:t>
+      </w:r>
+    </w:p>
+    <w:tbl>
+      <w:tblPr>
+        <w:tblStyle w:val="TableGrid"/>
+        <w:tblW w:type="auto" w:w="0"/>
+        <w:jc w:val="center"/>
+        <w:tblLook w:firstColumn="1" w:firstRow="1" w:lastColumn="0" w:lastRow="0" w:noHBand="0" w:noVBand="1" w:val="04A0"/>
+      </w:tblPr>
+      <w:tblGrid>
+        <w:gridCol w:w="8640"/>
+      </w:tblGrid>
+      <w:tr>
+        <w:tc>
+          <w:tcPr>
+            <w:tcW w:type="dxa" w:w="8640"/>
+            <w:shd w:val="clear" w:color="auto" w:fill="F2F2F2"/>
+          </w:tcPr>
+          <w:p>
+            <w:pPr>
+              <w:spacing w:after="0" w:before="0"/>
+            </w:pPr>
+            <w:r>
+              <w:rPr>
+                <w:rFonts w:ascii="Consolas" w:hAnsi="Consolas"/>
+                <w:sz w:val="19"/>
+              </w:rPr>
+              <w:t>&lt;!-- ICU 复数：模板里 --&gt;</w:t>
+            </w:r>
+          </w:p>
+          <w:p>
+            <w:pPr>
+              <w:spacing w:after="0" w:before="0"/>
+            </w:pPr>
+            <w:r>
+              <w:rPr>
+                <w:rFonts w:ascii="Consolas" w:hAnsi="Consolas"/>
+                <w:sz w:val="19"/>
+              </w:rPr>
+              <w:t>&lt;span i18n="@@demo.cart"&gt;{{ count, plural, =0 {empty} =1 {1 item} other {{{count}} items}}}&lt;/span&gt;</w:t>
+            </w:r>
+          </w:p>
+          <w:p>
+            <w:pPr>
+              <w:spacing w:after="0" w:before="0"/>
+            </w:pPr>
+            <w:r>
+              <w:rPr>
+                <w:rFonts w:ascii="Consolas" w:hAnsi="Consolas"/>
+                <w:sz w:val="19"/>
+              </w:rPr>
+              <w:t xml:space="preserve"> </w:t>
+            </w:r>
+          </w:p>
+          <w:p>
+            <w:pPr>
+              <w:spacing w:after="0" w:before="0"/>
+            </w:pPr>
+            <w:r>
+              <w:rPr>
+                <w:rFonts w:ascii="Consolas" w:hAnsi="Consolas"/>
+                <w:sz w:val="19"/>
+              </w:rPr>
+              <w:t>&lt;!-- 提取进 xlf 后的 &lt;target&gt;：&lt;x id="INTERPOLATION"/&gt; 占位符只能移动、不能删除 --&gt;</w:t>
+            </w:r>
+          </w:p>
+          <w:p>
+            <w:pPr>
+              <w:spacing w:after="0" w:before="0"/>
+            </w:pPr>
+            <w:r>
+              <w:rPr>
+                <w:rFonts w:ascii="Consolas" w:hAnsi="Consolas"/>
+                <w:sz w:val="19"/>
+              </w:rPr>
+              <w:t>&lt;unit id="demo.cart"&gt;</w:t>
+            </w:r>
+          </w:p>
+          <w:p>
+            <w:pPr>
+              <w:spacing w:after="0" w:before="0"/>
+            </w:pPr>
+            <w:r>
+              <w:rPr>
+                <w:rFonts w:ascii="Consolas" w:hAnsi="Consolas"/>
+                <w:sz w:val="19"/>
+              </w:rPr>
+              <w:t xml:space="preserve">  &lt;segment&gt;</w:t>
+            </w:r>
+          </w:p>
+          <w:p>
+            <w:pPr>
+              <w:spacing w:after="0" w:before="0"/>
+            </w:pPr>
+            <w:r>
+              <w:rPr>
+                <w:rFonts w:ascii="Consolas" w:hAnsi="Consolas"/>
+                <w:sz w:val="19"/>
+              </w:rPr>
+              <w:t xml:space="preserve">    &lt;source&gt;{VAR_PLURAL, plural, =0 {empty} =1 {1 item} other {&lt;x id="INTERPOLATION"/&gt; items}}&lt;/source&gt;</w:t>
+            </w:r>
+          </w:p>
+          <w:p>
+            <w:pPr>
+              <w:spacing w:after="0" w:before="0"/>
+            </w:pPr>
+            <w:r>
+              <w:rPr>
+                <w:rFonts w:ascii="Consolas" w:hAnsi="Consolas"/>
+                <w:sz w:val="19"/>
+              </w:rPr>
+              <w:t xml:space="preserve">    &lt;target&gt;{VAR_PLURAL, plural, =0 {空} =1 {1 件} other {&lt;x id="INTERPOLATION"/&gt; 件商品}}&lt;/target&gt;</w:t>
+            </w:r>
+          </w:p>
+          <w:p>
+            <w:pPr>
+              <w:spacing w:after="0" w:before="0"/>
+            </w:pPr>
+            <w:r>
+              <w:rPr>
+                <w:rFonts w:ascii="Consolas" w:hAnsi="Consolas"/>
+                <w:sz w:val="19"/>
+              </w:rPr>
+              <w:t xml:space="preserve">  &lt;/segment&gt;</w:t>
+            </w:r>
+          </w:p>
+          <w:p>
+            <w:pPr>
+              <w:spacing w:after="0" w:before="0"/>
+            </w:pPr>
+            <w:r>
+              <w:rPr>
+                <w:rFonts w:ascii="Consolas" w:hAnsi="Consolas"/>
+                <w:sz w:val="19"/>
+              </w:rPr>
+              <w:t>&lt;/unit&gt;</w:t>
+            </w:r>
+          </w:p>
+        </w:tc>
+      </w:tr>
+    </w:tbl>
+    <w:p>
+      <w:pPr>
+        <w:spacing w:after="40"/>
+      </w:pPr>
+    </w:p>
+    <w:p>
+      <w:r>
+        <w:rPr>
+          <w:rFonts w:ascii="微软雅黑" w:hAnsi="微软雅黑" w:eastAsia="微软雅黑"/>
+          <w:b w:val="0"/>
+          <w:i w:val="0"/>
+        </w:rPr>
+        <w:t>要点：翻译 ICU 时保留 {VAR_PLURAL, plural, …} 骨架和 &lt;x …&gt; 占位符，只翻译每个分支里的文字；占位符可以调整位置，但不能删。</w:t>
+      </w:r>
+    </w:p>
+    <w:p>
+      <w:pPr>
+        <w:pStyle w:val="Heading1"/>
+      </w:pPr>
+      <w:r>
+        <w:rPr>
+          <w:rFonts w:ascii="微软雅黑" w:hAnsi="微软雅黑" w:eastAsia="微软雅黑"/>
+          <w:color w:val="0B5394"/>
+          <w:sz w:val="32"/>
+        </w:rPr>
+        <w:t>九、应用架构与语言状态</w:t>
+      </w:r>
+    </w:p>
+    <w:p>
+      <w:r>
+        <w:rPr>
+          <w:rFonts w:ascii="微软雅黑" w:hAnsi="微软雅黑" w:eastAsia="微软雅黑"/>
+          <w:b w:val="0"/>
+          <w:i w:val="0"/>
+        </w:rPr>
+        <w:t>语言状态（当前用哪种语言）在 demo 里有两种驱动方式。</w:t>
+      </w:r>
+    </w:p>
+    <w:tbl>
+      <w:tblPr>
+        <w:tblStyle w:val="TableGrid"/>
+        <w:tblW w:type="auto" w:w="0"/>
+        <w:jc w:val="center"/>
+        <w:tblLook w:firstColumn="1" w:firstRow="1" w:lastColumn="0" w:lastRow="0" w:noHBand="0" w:noVBand="1" w:val="04A0"/>
+      </w:tblPr>
+      <w:tblGrid>
+        <w:gridCol w:w="2880"/>
+        <w:gridCol w:w="2880"/>
+        <w:gridCol w:w="2880"/>
+      </w:tblGrid>
+      <w:tr>
+        <w:tc>
+          <w:tcPr>
+            <w:tcW w:type="dxa" w:w="2880"/>
+            <w:shd w:val="clear" w:color="auto" w:fill="1F6FB2"/>
+          </w:tcPr>
+          <w:p>
+            <w:r>
+              <w:rPr>
+                <w:rFonts w:ascii="微软雅黑" w:hAnsi="微软雅黑" w:eastAsia="微软雅黑"/>
+                <w:b/>
+                <w:color w:val="FFFFFF"/>
+              </w:rPr>
+              <w:t>对比项</w:t>
+            </w:r>
+          </w:p>
+        </w:tc>
+        <w:tc>
+          <w:tcPr>
+            <w:tcW w:type="dxa" w:w="2880"/>
+            <w:shd w:val="clear" w:color="auto" w:fill="1F6FB2"/>
+          </w:tcPr>
+          <w:p>
+            <w:r>
+              <w:rPr>
+                <w:rFonts w:ascii="微软雅黑" w:hAnsi="微软雅黑" w:eastAsia="微软雅黑"/>
+                <w:b/>
+                <w:color w:val="FFFFFF"/>
+              </w:rPr>
+              <w:t>URL 驱动（:lang）</w:t>
+            </w:r>
+          </w:p>
+        </w:tc>
+        <w:tc>
+          <w:tcPr>
+            <w:tcW w:type="dxa" w:w="2880"/>
+            <w:shd w:val="clear" w:color="auto" w:fill="1F6FB2"/>
+          </w:tcPr>
+          <w:p>
+            <w:r>
+              <w:rPr>
+                <w:rFonts w:ascii="微软雅黑" w:hAnsi="微软雅黑" w:eastAsia="微软雅黑"/>
+                <w:b/>
+                <w:color w:val="FFFFFF"/>
+              </w:rPr>
+              <w:t>内存驱动（localStorage）</w:t>
+            </w:r>
+          </w:p>
+        </w:tc>
+      </w:tr>
+      <w:tr>
+        <w:tc>
+          <w:tcPr>
+            <w:tcW w:type="dxa" w:w="2880"/>
+          </w:tcPr>
+          <w:p>
+            <w:r>
+              <w:rPr>
+                <w:rFonts w:ascii="微软雅黑" w:hAnsi="微软雅黑" w:eastAsia="微软雅黑"/>
+                <w:b/>
+              </w:rPr>
+              <w:t>语言在 URL</w:t>
+            </w:r>
+          </w:p>
+        </w:tc>
+        <w:tc>
+          <w:tcPr>
+            <w:tcW w:type="dxa" w:w="2880"/>
+          </w:tcPr>
+          <w:p>
+            <w:r>
+              <w:rPr>
+                <w:rFonts w:ascii="微软雅黑" w:hAnsi="微软雅黑" w:eastAsia="微软雅黑"/>
+              </w:rPr>
+              <w:t>是：/zh、/en、/de（首页、compile-time）</w:t>
+            </w:r>
+          </w:p>
+        </w:tc>
+        <w:tc>
+          <w:tcPr>
+            <w:tcW w:type="dxa" w:w="2880"/>
+          </w:tcPr>
+          <w:p>
+            <w:r>
+              <w:rPr>
+                <w:rFonts w:ascii="微软雅黑" w:hAnsi="微软雅黑" w:eastAsia="微软雅黑"/>
+              </w:rPr>
+              <w:t>否：/official、/custom</w:t>
+            </w:r>
+          </w:p>
+        </w:tc>
+      </w:tr>
+      <w:tr>
+        <w:tc>
+          <w:tcPr>
+            <w:tcW w:type="dxa" w:w="2880"/>
+          </w:tcPr>
+          <w:p>
+            <w:r>
+              <w:rPr>
+                <w:rFonts w:ascii="微软雅黑" w:hAnsi="微软雅黑" w:eastAsia="微软雅黑"/>
+                <w:b/>
+              </w:rPr>
+              <w:t>切换方式</w:t>
+            </w:r>
+          </w:p>
+        </w:tc>
+        <w:tc>
+          <w:tcPr>
+            <w:tcW w:type="dxa" w:w="2880"/>
+          </w:tcPr>
+          <w:p>
+            <w:r>
+              <w:rPr>
+                <w:rFonts w:ascii="微软雅黑" w:hAnsi="微软雅黑" w:eastAsia="微软雅黑"/>
+              </w:rPr>
+              <w:t>导航到新 URL（go() 把前缀换成目标语言）</w:t>
+            </w:r>
+          </w:p>
+        </w:tc>
+        <w:tc>
+          <w:tcPr>
+            <w:tcW w:type="dxa" w:w="2880"/>
+          </w:tcPr>
+          <w:p>
+            <w:r>
+              <w:rPr>
+                <w:rFonts w:ascii="微软雅黑" w:hAnsi="微软雅黑" w:eastAsia="微软雅黑"/>
+              </w:rPr>
+              <w:t>setLocale() 内存切换，URL 不变</w:t>
+            </w:r>
+          </w:p>
+        </w:tc>
+      </w:tr>
+      <w:tr>
+        <w:tc>
+          <w:tcPr>
+            <w:tcW w:type="dxa" w:w="2880"/>
+          </w:tcPr>
+          <w:p>
+            <w:r>
+              <w:rPr>
+                <w:rFonts w:ascii="微软雅黑" w:hAnsi="微软雅黑" w:eastAsia="微软雅黑"/>
+                <w:b/>
+              </w:rPr>
+              <w:t>刷新 / 分享</w:t>
+            </w:r>
+          </w:p>
+        </w:tc>
+        <w:tc>
+          <w:tcPr>
+            <w:tcW w:type="dxa" w:w="2880"/>
+          </w:tcPr>
+          <w:p>
+            <w:r>
+              <w:rPr>
+                <w:rFonts w:ascii="微软雅黑" w:hAnsi="微软雅黑" w:eastAsia="微软雅黑"/>
+              </w:rPr>
+              <w:t>URL 即语言，可直接分享</w:t>
+            </w:r>
+          </w:p>
+        </w:tc>
+        <w:tc>
+          <w:tcPr>
+            <w:tcW w:type="dxa" w:w="2880"/>
+          </w:tcPr>
+          <w:p>
+            <w:r>
+              <w:rPr>
+                <w:rFonts w:ascii="微软雅黑" w:hAnsi="微软雅黑" w:eastAsia="微软雅黑"/>
+              </w:rPr>
+              <w:t>localStorage 记忆，刷新恢复</w:t>
+            </w:r>
+          </w:p>
+        </w:tc>
+      </w:tr>
+      <w:tr>
+        <w:tc>
+          <w:tcPr>
+            <w:tcW w:type="dxa" w:w="2880"/>
+          </w:tcPr>
+          <w:p>
+            <w:r>
+              <w:rPr>
+                <w:rFonts w:ascii="微软雅黑" w:hAnsi="微软雅黑" w:eastAsia="微软雅黑"/>
+                <w:b/>
+              </w:rPr>
+              <w:t>SEO</w:t>
+            </w:r>
+          </w:p>
+        </w:tc>
+        <w:tc>
+          <w:tcPr>
+            <w:tcW w:type="dxa" w:w="2880"/>
+          </w:tcPr>
+          <w:p>
+            <w:r>
+              <w:rPr>
+                <w:rFonts w:ascii="微软雅黑" w:hAnsi="微软雅黑" w:eastAsia="微软雅黑"/>
+              </w:rPr>
+              <w:t>语言内容带在 URL，利于收录</w:t>
+            </w:r>
+          </w:p>
+        </w:tc>
+        <w:tc>
+          <w:tcPr>
+            <w:tcW w:type="dxa" w:w="2880"/>
+          </w:tcPr>
+          <w:p>
+            <w:r>
+              <w:rPr>
+                <w:rFonts w:ascii="微软雅黑" w:hAnsi="微软雅黑" w:eastAsia="微软雅黑"/>
+              </w:rPr>
+              <w:t>无语言 URL，运行时才翻译</w:t>
+            </w:r>
+          </w:p>
+        </w:tc>
+      </w:tr>
+      <w:tr>
+        <w:tc>
+          <w:tcPr>
+            <w:tcW w:type="dxa" w:w="2880"/>
+          </w:tcPr>
+          <w:p>
+            <w:r>
+              <w:rPr>
+                <w:rFonts w:ascii="微软雅黑" w:hAnsi="微软雅黑" w:eastAsia="微软雅黑"/>
+                <w:b/>
+              </w:rPr>
+              <w:t>路由守卫</w:t>
+            </w:r>
+          </w:p>
+        </w:tc>
+        <w:tc>
+          <w:tcPr>
+            <w:tcW w:type="dxa" w:w="2880"/>
+          </w:tcPr>
+          <w:p>
+            <w:r>
+              <w:rPr>
+                <w:rFonts w:ascii="微软雅黑" w:hAnsi="微软雅黑" w:eastAsia="微软雅黑"/>
+              </w:rPr>
+              <w:t>canMatch 只放行 en/zh/de 的 :lang 段</w:t>
+            </w:r>
+          </w:p>
+        </w:tc>
+        <w:tc>
+          <w:tcPr>
+            <w:tcW w:type="dxa" w:w="2880"/>
+          </w:tcPr>
+          <w:p>
+            <w:r>
+              <w:rPr>
+                <w:rFonts w:ascii="微软雅黑" w:hAnsi="微软雅黑" w:eastAsia="微软雅黑"/>
+              </w:rPr>
+              <w:t>无需</w:t>
+            </w:r>
+          </w:p>
+        </w:tc>
+      </w:tr>
+      <w:tr>
+        <w:tc>
+          <w:tcPr>
+            <w:tcW w:type="dxa" w:w="2880"/>
+          </w:tcPr>
+          <w:p>
+            <w:r>
+              <w:rPr>
+                <w:rFonts w:ascii="微软雅黑" w:hAnsi="微软雅黑" w:eastAsia="微软雅黑"/>
+                <w:b/>
+              </w:rPr>
+              <w:t>demo 页面</w:t>
+            </w:r>
+          </w:p>
+        </w:tc>
+        <w:tc>
+          <w:tcPr>
+            <w:tcW w:type="dxa" w:w="2880"/>
+          </w:tcPr>
+          <w:p>
+            <w:r>
+              <w:rPr>
+                <w:rFonts w:ascii="微软雅黑" w:hAnsi="微软雅黑" w:eastAsia="微软雅黑"/>
+              </w:rPr>
+              <w:t>home、compile-time</w:t>
+            </w:r>
+          </w:p>
+        </w:tc>
+        <w:tc>
+          <w:tcPr>
+            <w:tcW w:type="dxa" w:w="2880"/>
+          </w:tcPr>
+          <w:p>
+            <w:r>
+              <w:rPr>
+                <w:rFonts w:ascii="微软雅黑" w:hAnsi="微软雅黑" w:eastAsia="微软雅黑"/>
+              </w:rPr>
+              <w:t>official、custom</w:t>
+            </w:r>
+          </w:p>
+        </w:tc>
+      </w:tr>
+    </w:tbl>
+    <w:p>
+      <w:pPr>
+        <w:spacing w:after="40"/>
+      </w:pPr>
+    </w:p>
+    <w:p>
+      <w:pPr>
+        <w:pStyle w:val="Heading2"/>
+      </w:pPr>
+      <w:r>
+        <w:rPr>
+          <w:rFonts w:ascii="微软雅黑" w:hAnsi="微软雅黑" w:eastAsia="微软雅黑"/>
+          <w:color w:val="1F6FB2"/>
+          <w:sz w:val="26"/>
+        </w:rPr>
+        <w:t>响应式切换机制</w:t>
+      </w:r>
+    </w:p>
+    <w:p>
+      <w:pPr>
+        <w:pStyle w:val="ListBullet"/>
+      </w:pPr>
+      <w:r>
+        <w:rPr>
+          <w:rFonts w:ascii="微软雅黑" w:hAnsi="微软雅黑" w:eastAsia="微软雅黑"/>
+        </w:rPr>
+        <w:t>LocaleService.locale（signal）是唯一数据源；</w:t>
+      </w:r>
+    </w:p>
+    <w:p>
+      <w:pPr>
+        <w:pStyle w:val="ListBullet"/>
+      </w:pPr>
+      <w:r>
+        <w:rPr>
+          <w:rFonts w:ascii="微软雅黑" w:hAnsi="微软雅黑" w:eastAsia="微软雅黑"/>
+        </w:rPr>
+        <w:t>页面 effect 订阅 locale：变化 → i18n.switchLanguage → loadTranslations + renderTick++；</w:t>
+      </w:r>
+    </w:p>
+    <w:p>
+      <w:pPr>
+        <w:pStyle w:val="ListBullet"/>
+      </w:pPr>
+      <w:r>
+        <w:rPr>
+          <w:rFonts w:ascii="微软雅黑" w:hAnsi="微软雅黑" w:eastAsia="微软雅黑"/>
+        </w:rPr>
+        <w:t>模板用 @for (bounce of [i18n.renderTick()]) 做 track，强制组件按新语言重算。</w:t>
+      </w:r>
+    </w:p>
+    <w:tbl>
+      <w:tblPr>
+        <w:tblStyle w:val="TableGrid"/>
+        <w:tblW w:type="auto" w:w="0"/>
+        <w:jc w:val="center"/>
+        <w:tblLook w:firstColumn="1" w:firstRow="1" w:lastColumn="0" w:lastRow="0" w:noHBand="0" w:noVBand="1" w:val="04A0"/>
+      </w:tblPr>
+      <w:tblGrid>
+        <w:gridCol w:w="8640"/>
+      </w:tblGrid>
+      <w:tr>
+        <w:tc>
+          <w:tcPr>
+            <w:tcW w:type="dxa" w:w="8640"/>
+            <w:shd w:val="clear" w:color="auto" w:fill="F2F2F2"/>
+          </w:tcPr>
+          <w:p>
+            <w:pPr>
+              <w:spacing w:after="0" w:before="0"/>
+            </w:pPr>
+            <w:r>
+              <w:rPr>
+                <w:rFonts w:ascii="Consolas" w:hAnsi="Consolas"/>
+                <w:sz w:val="19"/>
+              </w:rPr>
+              <w:t>// 语言状态：唯一数据源 LocaleService.locale（signal）</w:t>
+            </w:r>
+          </w:p>
+          <w:p>
+            <w:pPr>
+              <w:spacing w:after="0" w:before="0"/>
+            </w:pPr>
+            <w:r>
+              <w:rPr>
+                <w:rFonts w:ascii="Consolas" w:hAnsi="Consolas"/>
+                <w:sz w:val="19"/>
+              </w:rPr>
+              <w:t>// 页面 effect：locale 变化 -&gt; 切换官方注册表 -&gt; 触发重建</w:t>
+            </w:r>
+          </w:p>
+          <w:p>
+            <w:pPr>
+              <w:spacing w:after="0" w:before="0"/>
+            </w:pPr>
+            <w:r>
+              <w:rPr>
+                <w:rFonts w:ascii="Consolas" w:hAnsi="Consolas"/>
+                <w:sz w:val="19"/>
+              </w:rPr>
+              <w:t>effect(() =&gt; {</w:t>
+            </w:r>
+          </w:p>
+          <w:p>
+            <w:pPr>
+              <w:spacing w:after="0" w:before="0"/>
+            </w:pPr>
+            <w:r>
+              <w:rPr>
+                <w:rFonts w:ascii="Consolas" w:hAnsi="Consolas"/>
+                <w:sz w:val="19"/>
+              </w:rPr>
+              <w:t xml:space="preserve">  const locale = this.localeService.locale();</w:t>
+            </w:r>
+          </w:p>
+          <w:p>
+            <w:pPr>
+              <w:spacing w:after="0" w:before="0"/>
+            </w:pPr>
+            <w:r>
+              <w:rPr>
+                <w:rFonts w:ascii="Consolas" w:hAnsi="Consolas"/>
+                <w:sz w:val="19"/>
+              </w:rPr>
+              <w:t xml:space="preserve">  if (this.i18n.ready()) this.i18n.switchLanguage(locale);   // loadTranslations + renderTick++</w:t>
+            </w:r>
+          </w:p>
+          <w:p>
+            <w:pPr>
+              <w:spacing w:after="0" w:before="0"/>
+            </w:pPr>
+            <w:r>
+              <w:rPr>
+                <w:rFonts w:ascii="Consolas" w:hAnsi="Consolas"/>
+                <w:sz w:val="19"/>
+              </w:rPr>
+              <w:t>});</w:t>
+            </w:r>
+          </w:p>
+          <w:p>
+            <w:pPr>
+              <w:spacing w:after="0" w:before="0"/>
+            </w:pPr>
+            <w:r>
+              <w:rPr>
+                <w:rFonts w:ascii="Consolas" w:hAnsi="Consolas"/>
+                <w:sz w:val="19"/>
+              </w:rPr>
+              <w:t xml:space="preserve"> </w:t>
+            </w:r>
+          </w:p>
+          <w:p>
+            <w:pPr>
+              <w:spacing w:after="0" w:before="0"/>
+            </w:pPr>
+            <w:r>
+              <w:rPr>
+                <w:rFonts w:ascii="Consolas" w:hAnsi="Consolas"/>
+                <w:sz w:val="19"/>
+              </w:rPr>
+              <w:t>// 模板用 renderTick 做 track，强制按新语言重算</w:t>
+            </w:r>
+          </w:p>
+          <w:p>
+            <w:pPr>
+              <w:spacing w:after="0" w:before="0"/>
+            </w:pPr>
+            <w:r>
+              <w:rPr>
+                <w:rFonts w:ascii="Consolas" w:hAnsi="Consolas"/>
+                <w:sz w:val="19"/>
+              </w:rPr>
+              <w:t>@for (bounce of [i18n.renderTick()]; track bounce) { ... }</w:t>
+            </w:r>
+          </w:p>
+        </w:tc>
+      </w:tr>
+    </w:tbl>
+    <w:p>
+      <w:pPr>
+        <w:spacing w:after="40"/>
+      </w:pPr>
+    </w:p>
+    <w:p>
+      <w:pPr>
+        <w:pStyle w:val="Heading2"/>
+      </w:pPr>
+      <w:r>
+        <w:rPr>
+          <w:rFonts w:ascii="微软雅黑" w:hAnsi="微软雅黑" w:eastAsia="微软雅黑"/>
+          <w:color w:val="1F6FB2"/>
+          <w:sz w:val="26"/>
+        </w:rPr>
+        <w:t>为什么壳导航标签用静态 $localize</w:t>
+      </w:r>
+    </w:p>
+    <w:p>
+      <w:r>
+        <w:rPr>
+          <w:rFonts w:ascii="微软雅黑" w:hAnsi="微软雅黑" w:eastAsia="微软雅黑"/>
+          <w:b w:val="0"/>
+          <w:i w:val="0"/>
+        </w:rPr>
+        <w:t>壳（顶部导航/语言按钮）如果走运行时 t()，在 --localize 静态站点里会因运行时默认 zh 而显示中文，破坏「每站固定语言」。改成静态 $localize 后：开发态从注册表取（随语言切换），编译态被 --localize 内联成站点语言。</w:t>
+      </w:r>
+    </w:p>
+    <w:p>
+      <w:pPr>
+        <w:pStyle w:val="Heading1"/>
+      </w:pPr>
+      <w:r>
+        <w:rPr>
+          <w:rFonts w:ascii="微软雅黑" w:hAnsi="微软雅黑" w:eastAsia="微软雅黑"/>
+          <w:color w:val="0B5394"/>
+          <w:sz w:val="32"/>
+        </w:rPr>
+        <w:t>十、工作流、构建与瘦身</w:t>
+      </w:r>
+    </w:p>
+    <w:p>
+      <w:pPr>
+        <w:pStyle w:val="Heading2"/>
+      </w:pPr>
+      <w:r>
+        <w:rPr>
+          <w:rFonts w:ascii="微软雅黑" w:hAnsi="微软雅黑" w:eastAsia="微软雅黑"/>
+          <w:color w:val="1F6FB2"/>
+          <w:sz w:val="26"/>
+        </w:rPr>
+        <w:t>npm 脚本一览</w:t>
+      </w:r>
+    </w:p>
+    <w:tbl>
+      <w:tblPr>
+        <w:tblStyle w:val="TableGrid"/>
+        <w:tblW w:type="auto" w:w="0"/>
+        <w:jc w:val="center"/>
+        <w:tblLook w:firstColumn="1" w:firstRow="1" w:lastColumn="0" w:lastRow="0" w:noHBand="0" w:noVBand="1" w:val="04A0"/>
+      </w:tblPr>
+      <w:tblGrid>
+        <w:gridCol w:w="2160"/>
+        <w:gridCol w:w="2160"/>
+        <w:gridCol w:w="2160"/>
+        <w:gridCol w:w="2160"/>
+      </w:tblGrid>
+      <w:tr>
+        <w:tc>
+          <w:tcPr>
+            <w:tcW w:type="dxa" w:w="2160"/>
+            <w:shd w:val="clear" w:color="auto" w:fill="1F6FB2"/>
+          </w:tcPr>
+          <w:p>
+            <w:r>
+              <w:rPr>
+                <w:rFonts w:ascii="微软雅黑" w:hAnsi="微软雅黑" w:eastAsia="微软雅黑"/>
+                <w:b/>
+                <w:color w:val="FFFFFF"/>
+              </w:rPr>
+              <w:t>npm 脚本</w:t>
+            </w:r>
+          </w:p>
+        </w:tc>
+        <w:tc>
+          <w:tcPr>
+            <w:tcW w:type="dxa" w:w="2160"/>
+            <w:shd w:val="clear" w:color="auto" w:fill="1F6FB2"/>
+          </w:tcPr>
+          <w:p>
+            <w:r>
+              <w:rPr>
+                <w:rFonts w:ascii="微软雅黑" w:hAnsi="微软雅黑" w:eastAsia="微软雅黑"/>
+                <w:b/>
+                <w:color w:val="FFFFFF"/>
+              </w:rPr>
+              <w:t>命令</w:t>
+            </w:r>
+          </w:p>
+        </w:tc>
+        <w:tc>
+          <w:tcPr>
+            <w:tcW w:type="dxa" w:w="2160"/>
+            <w:shd w:val="clear" w:color="auto" w:fill="1F6FB2"/>
+          </w:tcPr>
+          <w:p>
+            <w:r>
+              <w:rPr>
+                <w:rFonts w:ascii="微软雅黑" w:hAnsi="微软雅黑" w:eastAsia="微软雅黑"/>
+                <w:b/>
+                <w:color w:val="FFFFFF"/>
+              </w:rPr>
+              <w:t>作用</w:t>
+            </w:r>
+          </w:p>
+        </w:tc>
+        <w:tc>
+          <w:tcPr>
+            <w:tcW w:type="dxa" w:w="2160"/>
+            <w:shd w:val="clear" w:color="auto" w:fill="1F6FB2"/>
+          </w:tcPr>
+          <w:p>
+            <w:r>
+              <w:rPr>
+                <w:rFonts w:ascii="微软雅黑" w:hAnsi="微软雅黑" w:eastAsia="微软雅黑"/>
+                <w:b/>
+                <w:color w:val="FFFFFF"/>
+              </w:rPr>
+              <w:t>属于</w:t>
+            </w:r>
+          </w:p>
+        </w:tc>
+      </w:tr>
+      <w:tr>
+        <w:tc>
+          <w:tcPr>
+            <w:tcW w:type="dxa" w:w="2160"/>
+          </w:tcPr>
+          <w:p>
+            <w:r>
+              <w:rPr>
+                <w:rFonts w:ascii="微软雅黑" w:hAnsi="微软雅黑" w:eastAsia="微软雅黑"/>
+                <w:b/>
+              </w:rPr>
+              <w:t>start</w:t>
+            </w:r>
+          </w:p>
+        </w:tc>
+        <w:tc>
+          <w:tcPr>
+            <w:tcW w:type="dxa" w:w="2160"/>
+          </w:tcPr>
+          <w:p>
+            <w:r>
+              <w:rPr>
+                <w:rFonts w:ascii="微软雅黑" w:hAnsi="微软雅黑" w:eastAsia="微软雅黑"/>
+              </w:rPr>
+              <w:t>i18n:check + i18n:split + ng serve</w:t>
+            </w:r>
+          </w:p>
+        </w:tc>
+        <w:tc>
+          <w:tcPr>
+            <w:tcW w:type="dxa" w:w="2160"/>
+          </w:tcPr>
+          <w:p>
+            <w:r>
+              <w:rPr>
+                <w:rFonts w:ascii="微软雅黑" w:hAnsi="微软雅黑" w:eastAsia="微软雅黑"/>
+              </w:rPr>
+              <w:t>开发服务器（4200）</w:t>
+            </w:r>
+          </w:p>
+        </w:tc>
+        <w:tc>
+          <w:tcPr>
+            <w:tcW w:type="dxa" w:w="2160"/>
+          </w:tcPr>
+          <w:p>
+            <w:r>
+              <w:rPr>
+                <w:rFonts w:ascii="微软雅黑" w:hAnsi="微软雅黑" w:eastAsia="微软雅黑"/>
+              </w:rPr>
+              <w:t>全部</w:t>
+            </w:r>
+          </w:p>
+        </w:tc>
+      </w:tr>
+      <w:tr>
+        <w:tc>
+          <w:tcPr>
+            <w:tcW w:type="dxa" w:w="2160"/>
+          </w:tcPr>
+          <w:p>
+            <w:r>
+              <w:rPr>
+                <w:rFonts w:ascii="微软雅黑" w:hAnsi="微软雅黑" w:eastAsia="微软雅黑"/>
+                <w:b/>
+              </w:rPr>
+              <w:t>i18n:check</w:t>
+            </w:r>
+          </w:p>
+        </w:tc>
+        <w:tc>
+          <w:tcPr>
+            <w:tcW w:type="dxa" w:w="2160"/>
+          </w:tcPr>
+          <w:p>
+            <w:r>
+              <w:rPr>
+                <w:rFonts w:ascii="微软雅黑" w:hAnsi="微软雅黑" w:eastAsia="微软雅黑"/>
+              </w:rPr>
+              <w:t>node check-i18n-keys.mjs</w:t>
+            </w:r>
+          </w:p>
+        </w:tc>
+        <w:tc>
+          <w:tcPr>
+            <w:tcW w:type="dxa" w:w="2160"/>
+          </w:tcPr>
+          <w:p>
+            <w:r>
+              <w:rPr>
+                <w:rFonts w:ascii="微软雅黑" w:hAnsi="微软雅黑" w:eastAsia="微软雅黑"/>
+              </w:rPr>
+              <w:t>校验翻译键齐全、都被使用</w:t>
+            </w:r>
+          </w:p>
+        </w:tc>
+        <w:tc>
+          <w:tcPr>
+            <w:tcW w:type="dxa" w:w="2160"/>
+          </w:tcPr>
+          <w:p>
+            <w:r>
+              <w:rPr>
+                <w:rFonts w:ascii="微软雅黑" w:hAnsi="微软雅黑" w:eastAsia="微软雅黑"/>
+              </w:rPr>
+              <w:t>全部</w:t>
+            </w:r>
+          </w:p>
+        </w:tc>
+      </w:tr>
+      <w:tr>
+        <w:tc>
+          <w:tcPr>
+            <w:tcW w:type="dxa" w:w="2160"/>
+          </w:tcPr>
+          <w:p>
+            <w:r>
+              <w:rPr>
+                <w:rFonts w:ascii="微软雅黑" w:hAnsi="微软雅黑" w:eastAsia="微软雅黑"/>
+                <w:b/>
+              </w:rPr>
+              <w:t>i18n:split</w:t>
+            </w:r>
+          </w:p>
+        </w:tc>
+        <w:tc>
+          <w:tcPr>
+            <w:tcW w:type="dxa" w:w="2160"/>
+          </w:tcPr>
+          <w:p>
+            <w:r>
+              <w:rPr>
+                <w:rFonts w:ascii="微软雅黑" w:hAnsi="微软雅黑" w:eastAsia="微软雅黑"/>
+              </w:rPr>
+              <w:t>node split-i18n.mjs</w:t>
+            </w:r>
+          </w:p>
+        </w:tc>
+        <w:tc>
+          <w:tcPr>
+            <w:tcW w:type="dxa" w:w="2160"/>
+          </w:tcPr>
+          <w:p>
+            <w:r>
+              <w:rPr>
+                <w:rFonts w:ascii="微软雅黑" w:hAnsi="微软雅黑" w:eastAsia="微软雅黑"/>
+              </w:rPr>
+              <w:t>生成 i18n-keys.ts 类型 + source-messages.ts 注册表</w:t>
+            </w:r>
+          </w:p>
+        </w:tc>
+        <w:tc>
+          <w:tcPr>
+            <w:tcW w:type="dxa" w:w="2160"/>
+          </w:tcPr>
+          <w:p>
+            <w:r>
+              <w:rPr>
+                <w:rFonts w:ascii="微软雅黑" w:hAnsi="微软雅黑" w:eastAsia="微软雅黑"/>
+              </w:rPr>
+              <w:t>自研</w:t>
+            </w:r>
+          </w:p>
+        </w:tc>
+      </w:tr>
+      <w:tr>
+        <w:tc>
+          <w:tcPr>
+            <w:tcW w:type="dxa" w:w="2160"/>
+          </w:tcPr>
+          <w:p>
+            <w:r>
+              <w:rPr>
+                <w:rFonts w:ascii="微软雅黑" w:hAnsi="微软雅黑" w:eastAsia="微软雅黑"/>
+                <w:b/>
+              </w:rPr>
+              <w:t>i18n:extract</w:t>
+            </w:r>
+          </w:p>
+        </w:tc>
+        <w:tc>
+          <w:tcPr>
+            <w:tcW w:type="dxa" w:w="2160"/>
+          </w:tcPr>
+          <w:p>
+            <w:r>
+              <w:rPr>
+                <w:rFonts w:ascii="微软雅黑" w:hAnsi="微软雅黑" w:eastAsia="微软雅黑"/>
+              </w:rPr>
+              <w:t>ng extract-i18n</w:t>
+            </w:r>
+          </w:p>
+        </w:tc>
+        <w:tc>
+          <w:tcPr>
+            <w:tcW w:type="dxa" w:w="2160"/>
+          </w:tcPr>
+          <w:p>
+            <w:r>
+              <w:rPr>
+                <w:rFonts w:ascii="微软雅黑" w:hAnsi="微软雅黑" w:eastAsia="微软雅黑"/>
+              </w:rPr>
+              <w:t>生成 src/locale/messages.xlf（源消息）</w:t>
+            </w:r>
+          </w:p>
+        </w:tc>
+        <w:tc>
+          <w:tcPr>
+            <w:tcW w:type="dxa" w:w="2160"/>
+          </w:tcPr>
+          <w:p>
+            <w:r>
+              <w:rPr>
+                <w:rFonts w:ascii="微软雅黑" w:hAnsi="微软雅黑" w:eastAsia="微软雅黑"/>
+              </w:rPr>
+              <w:t>编译时</w:t>
+            </w:r>
+          </w:p>
+        </w:tc>
+      </w:tr>
+      <w:tr>
+        <w:tc>
+          <w:tcPr>
+            <w:tcW w:type="dxa" w:w="2160"/>
+          </w:tcPr>
+          <w:p>
+            <w:r>
+              <w:rPr>
+                <w:rFonts w:ascii="微软雅黑" w:hAnsi="微软雅黑" w:eastAsia="微软雅黑"/>
+                <w:b/>
+              </w:rPr>
+              <w:t>i18n:make:xl</w:t>
+            </w:r>
+          </w:p>
+        </w:tc>
+        <w:tc>
+          <w:tcPr>
+            <w:tcW w:type="dxa" w:w="2160"/>
+          </w:tcPr>
+          <w:p>
+            <w:r>
+              <w:rPr>
+                <w:rFonts w:ascii="微软雅黑" w:hAnsi="微软雅黑" w:eastAsia="微软雅黑"/>
+              </w:rPr>
+              <w:t>node make-xlf.mjs</w:t>
+            </w:r>
+          </w:p>
+        </w:tc>
+        <w:tc>
+          <w:tcPr>
+            <w:tcW w:type="dxa" w:w="2160"/>
+          </w:tcPr>
+          <w:p>
+            <w:r>
+              <w:rPr>
+                <w:rFonts w:ascii="微软雅黑" w:hAnsi="微软雅黑" w:eastAsia="微软雅黑"/>
+              </w:rPr>
+              <w:t>把 zh/de 注入 messages.zh.xlf / messages.de.xlf</w:t>
+            </w:r>
+          </w:p>
+        </w:tc>
+        <w:tc>
+          <w:tcPr>
+            <w:tcW w:type="dxa" w:w="2160"/>
+          </w:tcPr>
+          <w:p>
+            <w:r>
+              <w:rPr>
+                <w:rFonts w:ascii="微软雅黑" w:hAnsi="微软雅黑" w:eastAsia="微软雅黑"/>
+              </w:rPr>
+              <w:t>编译时</w:t>
+            </w:r>
+          </w:p>
+        </w:tc>
+      </w:tr>
+      <w:tr>
+        <w:tc>
+          <w:tcPr>
+            <w:tcW w:type="dxa" w:w="2160"/>
+          </w:tcPr>
+          <w:p>
+            <w:r>
+              <w:rPr>
+                <w:rFonts w:ascii="微软雅黑" w:hAnsi="微软雅黑" w:eastAsia="微软雅黑"/>
+                <w:b/>
+              </w:rPr>
+              <w:t>build</w:t>
+            </w:r>
+          </w:p>
+        </w:tc>
+        <w:tc>
+          <w:tcPr>
+            <w:tcW w:type="dxa" w:w="2160"/>
+          </w:tcPr>
+          <w:p>
+            <w:r>
+              <w:rPr>
+                <w:rFonts w:ascii="微软雅黑" w:hAnsi="微软雅黑" w:eastAsia="微软雅黑"/>
+              </w:rPr>
+              <w:t>i18n:check + i18n:split + ng build</w:t>
+            </w:r>
+          </w:p>
+        </w:tc>
+        <w:tc>
+          <w:tcPr>
+            <w:tcW w:type="dxa" w:w="2160"/>
+          </w:tcPr>
+          <w:p>
+            <w:r>
+              <w:rPr>
+                <w:rFonts w:ascii="微软雅黑" w:hAnsi="微软雅黑" w:eastAsia="微软雅黑"/>
+              </w:rPr>
+              <w:t>运行时单站点构建（含 monaco）</w:t>
+            </w:r>
+          </w:p>
+        </w:tc>
+        <w:tc>
+          <w:tcPr>
+            <w:tcW w:type="dxa" w:w="2160"/>
+          </w:tcPr>
+          <w:p>
+            <w:r>
+              <w:rPr>
+                <w:rFonts w:ascii="微软雅黑" w:hAnsi="微软雅黑" w:eastAsia="微软雅黑"/>
+              </w:rPr>
+              <w:t>运行时 / 自研</w:t>
+            </w:r>
+          </w:p>
+        </w:tc>
+      </w:tr>
+      <w:tr>
+        <w:tc>
+          <w:tcPr>
+            <w:tcW w:type="dxa" w:w="2160"/>
+          </w:tcPr>
+          <w:p>
+            <w:r>
+              <w:rPr>
+                <w:rFonts w:ascii="微软雅黑" w:hAnsi="微软雅黑" w:eastAsia="微软雅黑"/>
+                <w:b/>
+              </w:rPr>
+              <w:t>build:compile</w:t>
+            </w:r>
+          </w:p>
+        </w:tc>
+        <w:tc>
+          <w:tcPr>
+            <w:tcW w:type="dxa" w:w="2160"/>
+          </w:tcPr>
+          <w:p>
+            <w:r>
+              <w:rPr>
+                <w:rFonts w:ascii="微软雅黑" w:hAnsi="微软雅黑" w:eastAsia="微软雅黑"/>
+              </w:rPr>
+              <w:t>check + extract + make:xl + ng build -c compile</w:t>
+            </w:r>
+          </w:p>
+        </w:tc>
+        <w:tc>
+          <w:tcPr>
+            <w:tcW w:type="dxa" w:w="2160"/>
+          </w:tcPr>
+          <w:p>
+            <w:r>
+              <w:rPr>
+                <w:rFonts w:ascii="微软雅黑" w:hAnsi="微软雅黑" w:eastAsia="微软雅黑"/>
+              </w:rPr>
+              <w:t>编译时三站点构建</w:t>
+            </w:r>
+          </w:p>
+        </w:tc>
+        <w:tc>
+          <w:tcPr>
+            <w:tcW w:type="dxa" w:w="2160"/>
+          </w:tcPr>
+          <w:p>
+            <w:r>
+              <w:rPr>
+                <w:rFonts w:ascii="微软雅黑" w:hAnsi="微软雅黑" w:eastAsia="微软雅黑"/>
+              </w:rPr>
+              <w:t>编译时</w:t>
+            </w:r>
+          </w:p>
+        </w:tc>
+      </w:tr>
+      <w:tr>
+        <w:tc>
+          <w:tcPr>
+            <w:tcW w:type="dxa" w:w="2160"/>
+          </w:tcPr>
+          <w:p>
+            <w:r>
+              <w:rPr>
+                <w:rFonts w:ascii="微软雅黑" w:hAnsi="微软雅黑" w:eastAsia="微软雅黑"/>
+                <w:b/>
+              </w:rPr>
+              <w:t>preview:compile</w:t>
+            </w:r>
+          </w:p>
+        </w:tc>
+        <w:tc>
+          <w:tcPr>
+            <w:tcW w:type="dxa" w:w="2160"/>
+          </w:tcPr>
+          <w:p>
+            <w:r>
+              <w:rPr>
+                <w:rFonts w:ascii="微软雅黑" w:hAnsi="微软雅黑" w:eastAsia="微软雅黑"/>
+              </w:rPr>
+              <w:t>http-server dist/i18n-demo/browser</w:t>
+            </w:r>
+          </w:p>
+        </w:tc>
+        <w:tc>
+          <w:tcPr>
+            <w:tcW w:type="dxa" w:w="2160"/>
+          </w:tcPr>
+          <w:p>
+            <w:r>
+              <w:rPr>
+                <w:rFonts w:ascii="微软雅黑" w:hAnsi="微软雅黑" w:eastAsia="微软雅黑"/>
+              </w:rPr>
+              <w:t>本地预览编译时站点（默认 /zh）</w:t>
+            </w:r>
+          </w:p>
+        </w:tc>
+        <w:tc>
+          <w:tcPr>
+            <w:tcW w:type="dxa" w:w="2160"/>
+          </w:tcPr>
+          <w:p>
+            <w:r>
+              <w:rPr>
+                <w:rFonts w:ascii="微软雅黑" w:hAnsi="微软雅黑" w:eastAsia="微软雅黑"/>
+              </w:rPr>
+              <w:t>编译时</w:t>
+            </w:r>
+          </w:p>
+        </w:tc>
+      </w:tr>
+    </w:tbl>
+    <w:p>
+      <w:pPr>
+        <w:spacing w:after="40"/>
+      </w:pPr>
+    </w:p>
+    <w:p>
+      <w:pPr>
+        <w:pStyle w:val="Heading2"/>
+      </w:pPr>
+      <w:r>
+        <w:rPr>
+          <w:rFonts w:ascii="微软雅黑" w:hAnsi="微软雅黑" w:eastAsia="微软雅黑"/>
+          <w:color w:val="1F6FB2"/>
+          <w:sz w:val="26"/>
+        </w:rPr>
+        <w:t>build:compile 完整流程</w:t>
+      </w:r>
+    </w:p>
+    <w:tbl>
+      <w:tblPr>
+        <w:tblStyle w:val="TableGrid"/>
+        <w:tblW w:type="auto" w:w="0"/>
+        <w:jc w:val="center"/>
+        <w:tblLook w:firstColumn="1" w:firstRow="1" w:lastColumn="0" w:lastRow="0" w:noHBand="0" w:noVBand="1" w:val="04A0"/>
+      </w:tblPr>
+      <w:tblGrid>
+        <w:gridCol w:w="8640"/>
+      </w:tblGrid>
+      <w:tr>
+        <w:tc>
+          <w:tcPr>
+            <w:tcW w:type="dxa" w:w="8640"/>
+            <w:shd w:val="clear" w:color="auto" w:fill="F2F2F2"/>
+          </w:tcPr>
+          <w:p>
+            <w:pPr>
+              <w:spacing w:after="0" w:before="0"/>
+            </w:pPr>
+            <w:r>
+              <w:rPr>
+                <w:rFonts w:ascii="Consolas" w:hAnsi="Consolas"/>
+                <w:sz w:val="19"/>
+              </w:rPr>
+              <w:t>npm run build:compile</w:t>
+            </w:r>
+          </w:p>
+          <w:p>
+            <w:pPr>
+              <w:spacing w:after="0" w:before="0"/>
+            </w:pPr>
+            <w:r>
+              <w:rPr>
+                <w:rFonts w:ascii="Consolas" w:hAnsi="Consolas"/>
+                <w:sz w:val="19"/>
+              </w:rPr>
+              <w:t xml:space="preserve">  1. i18n:check     校验翻译键（46/46，三语言齐全）</w:t>
+            </w:r>
+          </w:p>
+          <w:p>
+            <w:pPr>
+              <w:spacing w:after="0" w:before="0"/>
+            </w:pPr>
+            <w:r>
+              <w:rPr>
+                <w:rFonts w:ascii="Consolas" w:hAnsi="Consolas"/>
+                <w:sz w:val="19"/>
+              </w:rPr>
+              <w:t xml:space="preserve">  2. i18n:extract   生成 src/locale/messages.xlf（67 条源消息）</w:t>
+            </w:r>
+          </w:p>
+          <w:p>
+            <w:pPr>
+              <w:spacing w:after="0" w:before="0"/>
+            </w:pPr>
+            <w:r>
+              <w:rPr>
+                <w:rFonts w:ascii="Consolas" w:hAnsi="Consolas"/>
+                <w:sz w:val="19"/>
+              </w:rPr>
+              <w:t xml:space="preserve">  3. i18n:make:xl   注入译文 -&gt; messages.zh.xlf / messages.de.xlf（46 个 target）</w:t>
+            </w:r>
+          </w:p>
+          <w:p>
+            <w:pPr>
+              <w:spacing w:after="0" w:before="0"/>
+            </w:pPr>
+            <w:r>
+              <w:rPr>
+                <w:rFonts w:ascii="Consolas" w:hAnsi="Consolas"/>
+                <w:sz w:val="19"/>
+              </w:rPr>
+              <w:t xml:space="preserve">  4. ng build -c compile   localize:true</w:t>
+            </w:r>
+          </w:p>
+          <w:p>
+            <w:pPr>
+              <w:spacing w:after="0" w:before="0"/>
+            </w:pPr>
+            <w:r>
+              <w:rPr>
+                <w:rFonts w:ascii="Consolas" w:hAnsi="Consolas"/>
+                <w:sz w:val="19"/>
+              </w:rPr>
+              <w:t xml:space="preserve">                     产物：dist/i18n-demo/browser/{,zh,de}（各含 index.html）</w:t>
+            </w:r>
+          </w:p>
+        </w:tc>
+      </w:tr>
+    </w:tbl>
+    <w:p>
+      <w:pPr>
+        <w:spacing w:after="40"/>
+      </w:pPr>
+    </w:p>
+    <w:p>
+      <w:pPr>
+        <w:pStyle w:val="Heading2"/>
+      </w:pPr>
+      <w:r>
+        <w:rPr>
+          <w:rFonts w:ascii="微软雅黑" w:hAnsi="微软雅黑" w:eastAsia="微软雅黑"/>
+          <w:color w:val="1F6FB2"/>
+          <w:sz w:val="26"/>
+        </w:rPr>
+        <w:t>fileReplacements：编译站瘦身</w:t>
+      </w:r>
+    </w:p>
+    <w:p>
+      <w:r>
+        <w:rPr>
+          <w:rFonts w:ascii="微软雅黑" w:hAnsi="微软雅黑" w:eastAsia="微软雅黑"/>
+          <w:b w:val="0"/>
+          <w:i w:val="0"/>
+        </w:rPr>
+        <w:t>编译时站点只需编译页，通过构建配置把「运行时路由/功能」替换掉，去掉官方运行时页与自研页（以及它们拉进来的 monaco），main 仅约 243KB、无 monaco 懒加载 chunk。</w:t>
+      </w:r>
+    </w:p>
+    <w:tbl>
+      <w:tblPr>
+        <w:tblStyle w:val="TableGrid"/>
+        <w:tblW w:type="auto" w:w="0"/>
+        <w:jc w:val="center"/>
+        <w:tblLook w:firstColumn="1" w:firstRow="1" w:lastColumn="0" w:lastRow="0" w:noHBand="0" w:noVBand="1" w:val="04A0"/>
+      </w:tblPr>
+      <w:tblGrid>
+        <w:gridCol w:w="2880"/>
+        <w:gridCol w:w="2880"/>
+        <w:gridCol w:w="2880"/>
+      </w:tblGrid>
+      <w:tr>
+        <w:tc>
+          <w:tcPr>
+            <w:tcW w:type="dxa" w:w="2880"/>
+            <w:shd w:val="clear" w:color="auto" w:fill="1F6FB2"/>
+          </w:tcPr>
+          <w:p>
+            <w:r>
+              <w:rPr>
+                <w:rFonts w:ascii="微软雅黑" w:hAnsi="微软雅黑" w:eastAsia="微软雅黑"/>
+                <w:b/>
+                <w:color w:val="FFFFFF"/>
+              </w:rPr>
+              <w:t>被替换文件</w:t>
+            </w:r>
+          </w:p>
+        </w:tc>
+        <w:tc>
+          <w:tcPr>
+            <w:tcW w:type="dxa" w:w="2880"/>
+            <w:shd w:val="clear" w:color="auto" w:fill="1F6FB2"/>
+          </w:tcPr>
+          <w:p>
+            <w:r>
+              <w:rPr>
+                <w:rFonts w:ascii="微软雅黑" w:hAnsi="微软雅黑" w:eastAsia="微软雅黑"/>
+                <w:b/>
+                <w:color w:val="FFFFFF"/>
+              </w:rPr>
+              <w:t>替换为</w:t>
+            </w:r>
+          </w:p>
+        </w:tc>
+        <w:tc>
+          <w:tcPr>
+            <w:tcW w:type="dxa" w:w="2880"/>
+            <w:shd w:val="clear" w:color="auto" w:fill="1F6FB2"/>
+          </w:tcPr>
+          <w:p>
+            <w:r>
+              <w:rPr>
+                <w:rFonts w:ascii="微软雅黑" w:hAnsi="微软雅黑" w:eastAsia="微软雅黑"/>
+                <w:b/>
+                <w:color w:val="FFFFFF"/>
+              </w:rPr>
+              <w:t>作用</w:t>
+            </w:r>
+          </w:p>
+        </w:tc>
+      </w:tr>
+      <w:tr>
+        <w:tc>
+          <w:tcPr>
+            <w:tcW w:type="dxa" w:w="2880"/>
+          </w:tcPr>
+          <w:p>
+            <w:r>
+              <w:rPr>
+                <w:rFonts w:ascii="微软雅黑" w:hAnsi="微软雅黑" w:eastAsia="微软雅黑"/>
+                <w:b/>
+              </w:rPr>
+              <w:t>src/app/app.routes.ts</w:t>
+            </w:r>
+          </w:p>
+        </w:tc>
+        <w:tc>
+          <w:tcPr>
+            <w:tcW w:type="dxa" w:w="2880"/>
+          </w:tcPr>
+          <w:p>
+            <w:r>
+              <w:rPr>
+                <w:rFonts w:ascii="微软雅黑" w:hAnsi="微软雅黑" w:eastAsia="微软雅黑"/>
+              </w:rPr>
+              <w:t>app.routes.compile.ts</w:t>
+            </w:r>
+          </w:p>
+        </w:tc>
+        <w:tc>
+          <w:tcPr>
+            <w:tcW w:type="dxa" w:w="2880"/>
+          </w:tcPr>
+          <w:p>
+            <w:r>
+              <w:rPr>
+                <w:rFonts w:ascii="微软雅黑" w:hAnsi="微软雅黑" w:eastAsia="微软雅黑"/>
+              </w:rPr>
+              <w:t>编译站只路由 CompileTimeComponent</w:t>
+            </w:r>
+          </w:p>
+        </w:tc>
+      </w:tr>
+      <w:tr>
+        <w:tc>
+          <w:tcPr>
+            <w:tcW w:type="dxa" w:w="2880"/>
+          </w:tcPr>
+          <w:p>
+            <w:r>
+              <w:rPr>
+                <w:rFonts w:ascii="微软雅黑" w:hAnsi="微软雅黑" w:eastAsia="微软雅黑"/>
+                <w:b/>
+              </w:rPr>
+              <w:t>src/app/features.ts</w:t>
+            </w:r>
+          </w:p>
+        </w:tc>
+        <w:tc>
+          <w:tcPr>
+            <w:tcW w:type="dxa" w:w="2880"/>
+          </w:tcPr>
+          <w:p>
+            <w:r>
+              <w:rPr>
+                <w:rFonts w:ascii="微软雅黑" w:hAnsi="微软雅黑" w:eastAsia="微软雅黑"/>
+              </w:rPr>
+              <w:t>features.compile.ts</w:t>
+            </w:r>
+          </w:p>
+        </w:tc>
+        <w:tc>
+          <w:tcPr>
+            <w:tcW w:type="dxa" w:w="2880"/>
+          </w:tcPr>
+          <w:p>
+            <w:r>
+              <w:rPr>
+                <w:rFonts w:ascii="微软雅黑" w:hAnsi="微软雅黑" w:eastAsia="微软雅黑"/>
+              </w:rPr>
+              <w:t>RUNTIME_PAGES=false：隐藏运行时导航与首页卡</w:t>
+            </w:r>
+          </w:p>
+        </w:tc>
+      </w:tr>
+    </w:tbl>
+    <w:p>
+      <w:pPr>
+        <w:spacing w:after="40"/>
+      </w:pPr>
+    </w:p>
+    <w:p>
+      <w:pPr>
+        <w:pStyle w:val="Heading1"/>
+      </w:pPr>
+      <w:r>
+        <w:rPr>
+          <w:rFonts w:ascii="微软雅黑" w:hAnsi="微软雅黑" w:eastAsia="微软雅黑"/>
+          <w:color w:val="0B5394"/>
+          <w:sz w:val="32"/>
+        </w:rPr>
+        <w:t>十一、新增语言与部署实操</w:t>
+      </w:r>
+    </w:p>
+    <w:p>
+      <w:pPr>
+        <w:pStyle w:val="Heading2"/>
+      </w:pPr>
+      <w:r>
+        <w:rPr>
+          <w:rFonts w:ascii="微软雅黑" w:hAnsi="微软雅黑" w:eastAsia="微软雅黑"/>
+          <w:color w:val="1F6FB2"/>
+          <w:sz w:val="26"/>
+        </w:rPr>
+        <w:t>新增一种语言（以 fr 为例）</w:t>
+      </w:r>
+    </w:p>
+    <w:tbl>
+      <w:tblPr>
+        <w:tblStyle w:val="TableGrid"/>
+        <w:tblW w:type="auto" w:w="0"/>
+        <w:jc w:val="center"/>
+        <w:tblLook w:firstColumn="1" w:firstRow="1" w:lastColumn="0" w:lastRow="0" w:noHBand="0" w:noVBand="1" w:val="04A0"/>
+      </w:tblPr>
+      <w:tblGrid>
+        <w:gridCol w:w="2880"/>
+        <w:gridCol w:w="2880"/>
+        <w:gridCol w:w="2880"/>
+      </w:tblGrid>
+      <w:tr>
+        <w:tc>
+          <w:tcPr>
+            <w:tcW w:type="dxa" w:w="2880"/>
+            <w:shd w:val="clear" w:color="auto" w:fill="1F6FB2"/>
+          </w:tcPr>
+          <w:p>
+            <w:r>
+              <w:rPr>
+                <w:rFonts w:ascii="微软雅黑" w:hAnsi="微软雅黑" w:eastAsia="微软雅黑"/>
+                <w:b/>
+                <w:color w:val="FFFFFF"/>
+              </w:rPr>
+              <w:t>步骤</w:t>
+            </w:r>
+          </w:p>
+        </w:tc>
+        <w:tc>
+          <w:tcPr>
+            <w:tcW w:type="dxa" w:w="2880"/>
+            <w:shd w:val="clear" w:color="auto" w:fill="1F6FB2"/>
+          </w:tcPr>
+          <w:p>
+            <w:r>
+              <w:rPr>
+                <w:rFonts w:ascii="微软雅黑" w:hAnsi="微软雅黑" w:eastAsia="微软雅黑"/>
+                <w:b/>
+                <w:color w:val="FFFFFF"/>
+              </w:rPr>
+              <w:t>操作</w:t>
+            </w:r>
+          </w:p>
+        </w:tc>
+        <w:tc>
+          <w:tcPr>
+            <w:tcW w:type="dxa" w:w="2880"/>
+            <w:shd w:val="clear" w:color="auto" w:fill="1F6FB2"/>
+          </w:tcPr>
+          <w:p>
+            <w:r>
+              <w:rPr>
+                <w:rFonts w:ascii="微软雅黑" w:hAnsi="微软雅黑" w:eastAsia="微软雅黑"/>
+                <w:b/>
+                <w:color w:val="FFFFFF"/>
+              </w:rPr>
+              <w:t>涉及文件</w:t>
+            </w:r>
+          </w:p>
+        </w:tc>
+      </w:tr>
+      <w:tr>
+        <w:tc>
+          <w:tcPr>
+            <w:tcW w:type="dxa" w:w="2880"/>
+          </w:tcPr>
+          <w:p>
+            <w:r>
+              <w:rPr>
+                <w:rFonts w:ascii="微软雅黑" w:hAnsi="微软雅黑" w:eastAsia="微软雅黑"/>
+                <w:b/>
+              </w:rPr>
+              <w:t>1</w:t>
+            </w:r>
+          </w:p>
+        </w:tc>
+        <w:tc>
+          <w:tcPr>
+            <w:tcW w:type="dxa" w:w="2880"/>
+          </w:tcPr>
+          <w:p>
+            <w:r>
+              <w:rPr>
+                <w:rFonts w:ascii="微软雅黑" w:hAnsi="微软雅黑" w:eastAsia="微软雅黑"/>
+              </w:rPr>
+              <w:t>translations.json 新增语言列（如 fr）</w:t>
+            </w:r>
+          </w:p>
+        </w:tc>
+        <w:tc>
+          <w:tcPr>
+            <w:tcW w:type="dxa" w:w="2880"/>
+          </w:tcPr>
+          <w:p>
+            <w:r>
+              <w:rPr>
+                <w:rFonts w:ascii="微软雅黑" w:hAnsi="微软雅黑" w:eastAsia="微软雅黑"/>
+              </w:rPr>
+              <w:t>translations.json</w:t>
+            </w:r>
+          </w:p>
+        </w:tc>
+      </w:tr>
+      <w:tr>
+        <w:tc>
+          <w:tcPr>
+            <w:tcW w:type="dxa" w:w="2880"/>
+          </w:tcPr>
+          <w:p>
+            <w:r>
+              <w:rPr>
+                <w:rFonts w:ascii="微软雅黑" w:hAnsi="微软雅黑" w:eastAsia="微软雅黑"/>
+                <w:b/>
+              </w:rPr>
+              <w:t>2</w:t>
+            </w:r>
+          </w:p>
+        </w:tc>
+        <w:tc>
+          <w:tcPr>
+            <w:tcW w:type="dxa" w:w="2880"/>
+          </w:tcPr>
+          <w:p>
+            <w:r>
+              <w:rPr>
+                <w:rFonts w:ascii="微软雅黑" w:hAnsi="微软雅黑" w:eastAsia="微软雅黑"/>
+              </w:rPr>
+              <w:t>跑 i18n:split / i18n:check，补全所有键的 fr 文本</w:t>
+            </w:r>
+          </w:p>
+        </w:tc>
+        <w:tc>
+          <w:tcPr>
+            <w:tcW w:type="dxa" w:w="2880"/>
+          </w:tcPr>
+          <w:p>
+            <w:r>
+              <w:rPr>
+                <w:rFonts w:ascii="微软雅黑" w:hAnsi="微软雅黑" w:eastAsia="微软雅黑"/>
+              </w:rPr>
+              <w:t>i18n-keys.ts（生成）</w:t>
+            </w:r>
+          </w:p>
+        </w:tc>
+      </w:tr>
+      <w:tr>
+        <w:tc>
+          <w:tcPr>
+            <w:tcW w:type="dxa" w:w="2880"/>
+          </w:tcPr>
+          <w:p>
+            <w:r>
+              <w:rPr>
+                <w:rFonts w:ascii="微软雅黑" w:hAnsi="微软雅黑" w:eastAsia="微软雅黑"/>
+                <w:b/>
+              </w:rPr>
+              <w:t>3</w:t>
+            </w:r>
+          </w:p>
+        </w:tc>
+        <w:tc>
+          <w:tcPr>
+            <w:tcW w:type="dxa" w:w="2880"/>
+          </w:tcPr>
+          <w:p>
+            <w:r>
+              <w:rPr>
+                <w:rFonts w:ascii="微软雅黑" w:hAnsi="微软雅黑" w:eastAsia="微软雅黑"/>
+              </w:rPr>
+              <w:t>跑 i18n:extract 更新源消息</w:t>
+            </w:r>
+          </w:p>
+        </w:tc>
+        <w:tc>
+          <w:tcPr>
+            <w:tcW w:type="dxa" w:w="2880"/>
+          </w:tcPr>
+          <w:p>
+            <w:r>
+              <w:rPr>
+                <w:rFonts w:ascii="微软雅黑" w:hAnsi="微软雅黑" w:eastAsia="微软雅黑"/>
+              </w:rPr>
+              <w:t>src/locale/messages.xlf</w:t>
+            </w:r>
+          </w:p>
+        </w:tc>
+      </w:tr>
+      <w:tr>
+        <w:tc>
+          <w:tcPr>
+            <w:tcW w:type="dxa" w:w="2880"/>
+          </w:tcPr>
+          <w:p>
+            <w:r>
+              <w:rPr>
+                <w:rFonts w:ascii="微软雅黑" w:hAnsi="微软雅黑" w:eastAsia="微软雅黑"/>
+                <w:b/>
+              </w:rPr>
+              <w:t>4</w:t>
+            </w:r>
+          </w:p>
+        </w:tc>
+        <w:tc>
+          <w:tcPr>
+            <w:tcW w:type="dxa" w:w="2880"/>
+          </w:tcPr>
+          <w:p>
+            <w:r>
+              <w:rPr>
+                <w:rFonts w:ascii="微软雅黑" w:hAnsi="微软雅黑" w:eastAsia="微软雅黑"/>
+              </w:rPr>
+              <w:t>跑 i18n:make:xl 生成 messages.fr.xlf</w:t>
+            </w:r>
+          </w:p>
+        </w:tc>
+        <w:tc>
+          <w:tcPr>
+            <w:tcW w:type="dxa" w:w="2880"/>
+          </w:tcPr>
+          <w:p>
+            <w:r>
+              <w:rPr>
+                <w:rFonts w:ascii="微软雅黑" w:hAnsi="微软雅黑" w:eastAsia="微软雅黑"/>
+              </w:rPr>
+              <w:t>src/locale/messages.fr.xlf</w:t>
+            </w:r>
+          </w:p>
+        </w:tc>
+      </w:tr>
+      <w:tr>
+        <w:tc>
+          <w:tcPr>
+            <w:tcW w:type="dxa" w:w="2880"/>
+          </w:tcPr>
+          <w:p>
+            <w:r>
+              <w:rPr>
+                <w:rFonts w:ascii="微软雅黑" w:hAnsi="微软雅黑" w:eastAsia="微软雅黑"/>
+                <w:b/>
+              </w:rPr>
+              <w:t>5</w:t>
+            </w:r>
+          </w:p>
+        </w:tc>
+        <w:tc>
+          <w:tcPr>
+            <w:tcW w:type="dxa" w:w="2880"/>
+          </w:tcPr>
+          <w:p>
+            <w:r>
+              <w:rPr>
+                <w:rFonts w:ascii="微软雅黑" w:hAnsi="微软雅黑" w:eastAsia="微软雅黑"/>
+              </w:rPr>
+              <w:t>angular.json i18n.locales 注册 fr + subPath</w:t>
+            </w:r>
+          </w:p>
+        </w:tc>
+        <w:tc>
+          <w:tcPr>
+            <w:tcW w:type="dxa" w:w="2880"/>
+          </w:tcPr>
+          <w:p>
+            <w:r>
+              <w:rPr>
+                <w:rFonts w:ascii="微软雅黑" w:hAnsi="微软雅黑" w:eastAsia="微软雅黑"/>
+              </w:rPr>
+              <w:t>angular.json</w:t>
+            </w:r>
+          </w:p>
+        </w:tc>
+      </w:tr>
+      <w:tr>
+        <w:tc>
+          <w:tcPr>
+            <w:tcW w:type="dxa" w:w="2880"/>
+          </w:tcPr>
+          <w:p>
+            <w:r>
+              <w:rPr>
+                <w:rFonts w:ascii="微软雅黑" w:hAnsi="微软雅黑" w:eastAsia="微软雅黑"/>
+                <w:b/>
+              </w:rPr>
+              <w:t>6</w:t>
+            </w:r>
+          </w:p>
+        </w:tc>
+        <w:tc>
+          <w:tcPr>
+            <w:tcW w:type="dxa" w:w="2880"/>
+          </w:tcPr>
+          <w:p>
+            <w:r>
+              <w:rPr>
+                <w:rFonts w:ascii="微软雅黑" w:hAnsi="微软雅黑" w:eastAsia="微软雅黑"/>
+              </w:rPr>
+              <w:t>跑 build:compile，得到 browser/fr/</w:t>
+            </w:r>
+          </w:p>
+        </w:tc>
+        <w:tc>
+          <w:tcPr>
+            <w:tcW w:type="dxa" w:w="2880"/>
+          </w:tcPr>
+          <w:p>
+            <w:r>
+              <w:rPr>
+                <w:rFonts w:ascii="微软雅黑" w:hAnsi="微软雅黑" w:eastAsia="微软雅黑"/>
+              </w:rPr>
+              <w:t>dist</w:t>
+            </w:r>
+          </w:p>
+        </w:tc>
+      </w:tr>
+      <w:tr>
+        <w:tc>
+          <w:tcPr>
+            <w:tcW w:type="dxa" w:w="2880"/>
+          </w:tcPr>
+          <w:p>
+            <w:r>
+              <w:rPr>
+                <w:rFonts w:ascii="微软雅黑" w:hAnsi="微软雅黑" w:eastAsia="微软雅黑"/>
+                <w:b/>
+              </w:rPr>
+              <w:t>7</w:t>
+            </w:r>
+          </w:p>
+        </w:tc>
+        <w:tc>
+          <w:tcPr>
+            <w:tcW w:type="dxa" w:w="2880"/>
+          </w:tcPr>
+          <w:p>
+            <w:r>
+              <w:rPr>
+                <w:rFonts w:ascii="微软雅黑" w:hAnsi="微软雅黑" w:eastAsia="微软雅黑"/>
+              </w:rPr>
+              <w:t>部署 fr 子目录 + CDN / 语言路由</w:t>
+            </w:r>
+          </w:p>
+        </w:tc>
+        <w:tc>
+          <w:tcPr>
+            <w:tcW w:type="dxa" w:w="2880"/>
+          </w:tcPr>
+          <w:p>
+            <w:r>
+              <w:rPr>
+                <w:rFonts w:ascii="微软雅黑" w:hAnsi="微软雅黑" w:eastAsia="微软雅黑"/>
+              </w:rPr>
+              <w:t>部署环境</w:t>
+            </w:r>
+          </w:p>
+        </w:tc>
+      </w:tr>
+    </w:tbl>
+    <w:p>
+      <w:pPr>
+        <w:spacing w:after="40"/>
+      </w:pPr>
+    </w:p>
+    <w:p>
+      <w:pPr>
+        <w:pStyle w:val="Heading2"/>
+      </w:pPr>
+      <w:r>
+        <w:rPr>
+          <w:rFonts w:ascii="微软雅黑" w:hAnsi="微软雅黑" w:eastAsia="微软雅黑"/>
+          <w:color w:val="1F6FB2"/>
+          <w:sz w:val="26"/>
+        </w:rPr>
+        <w:t>编译时三站点怎么部署</w:t>
+      </w:r>
+    </w:p>
+    <w:p>
+      <w:pPr>
+        <w:pStyle w:val="ListBullet"/>
+      </w:pPr>
+      <w:r>
+        <w:rPr>
+          <w:rFonts w:ascii="微软雅黑" w:hAnsi="微软雅黑" w:eastAsia="微软雅黑"/>
+        </w:rPr>
+        <w:t>base href 由 --localize 按 subPath 自动生成（/zh/、/de/），浏览器据此加载资源；</w:t>
+      </w:r>
+    </w:p>
+    <w:p>
+      <w:pPr>
+        <w:pStyle w:val="ListBullet"/>
+      </w:pPr>
+      <w:r>
+        <w:rPr>
+          <w:rFonts w:ascii="微软雅黑" w:hAnsi="微软雅黑" w:eastAsia="微软雅黑"/>
+        </w:rPr>
+        <w:t>把 dist/i18n-demo/browser 整个目录交给任意静态服务器即可；本地预览用 npm run preview:compile；</w:t>
+      </w:r>
+    </w:p>
+    <w:p>
+      <w:pPr>
+        <w:pStyle w:val="ListBullet"/>
+      </w:pPr>
+      <w:r>
+        <w:rPr>
+          <w:rFonts w:ascii="微软雅黑" w:hAnsi="微软雅黑" w:eastAsia="微软雅黑"/>
+        </w:rPr>
+        <w:t>生产可配合 nginx 语言协商、CDN 按子路径分发；每语言独立 URL 对 SEO 友好。</w:t>
+      </w:r>
+    </w:p>
+    <w:p>
+      <w:pPr>
+        <w:pStyle w:val="Heading1"/>
+      </w:pPr>
+      <w:r>
+        <w:rPr>
+          <w:rFonts w:ascii="微软雅黑" w:hAnsi="微软雅黑" w:eastAsia="微软雅黑"/>
+          <w:color w:val="0B5394"/>
+          <w:sz w:val="32"/>
+        </w:rPr>
+        <w:t>十二、常见问题与验证技巧</w:t>
+      </w:r>
+    </w:p>
+    <w:tbl>
+      <w:tblPr>
+        <w:tblStyle w:val="TableGrid"/>
+        <w:tblW w:type="auto" w:w="0"/>
+        <w:jc w:val="center"/>
+        <w:tblLook w:firstColumn="1" w:firstRow="1" w:lastColumn="0" w:lastRow="0" w:noHBand="0" w:noVBand="1" w:val="04A0"/>
+      </w:tblPr>
+      <w:tblGrid>
+        <w:gridCol w:w="2880"/>
+        <w:gridCol w:w="2880"/>
+        <w:gridCol w:w="2880"/>
+      </w:tblGrid>
+      <w:tr>
+        <w:tc>
+          <w:tcPr>
+            <w:tcW w:type="dxa" w:w="2880"/>
+            <w:shd w:val="clear" w:color="auto" w:fill="1F6FB2"/>
+          </w:tcPr>
+          <w:p>
+            <w:r>
+              <w:rPr>
+                <w:rFonts w:ascii="微软雅黑" w:hAnsi="微软雅黑" w:eastAsia="微软雅黑"/>
+                <w:b/>
+                <w:color w:val="FFFFFF"/>
+              </w:rPr>
+              <w:t>问题</w:t>
+            </w:r>
+          </w:p>
+        </w:tc>
+        <w:tc>
+          <w:tcPr>
+            <w:tcW w:type="dxa" w:w="2880"/>
+            <w:shd w:val="clear" w:color="auto" w:fill="1F6FB2"/>
+          </w:tcPr>
+          <w:p>
+            <w:r>
+              <w:rPr>
+                <w:rFonts w:ascii="微软雅黑" w:hAnsi="微软雅黑" w:eastAsia="微软雅黑"/>
+                <w:b/>
+                <w:color w:val="FFFFFF"/>
+              </w:rPr>
+              <w:t>原因</w:t>
+            </w:r>
+          </w:p>
+        </w:tc>
+        <w:tc>
+          <w:tcPr>
+            <w:tcW w:type="dxa" w:w="2880"/>
+            <w:shd w:val="clear" w:color="auto" w:fill="1F6FB2"/>
+          </w:tcPr>
+          <w:p>
+            <w:r>
+              <w:rPr>
+                <w:rFonts w:ascii="微软雅黑" w:hAnsi="微软雅黑" w:eastAsia="微软雅黑"/>
+                <w:b/>
+                <w:color w:val="FFFFFF"/>
+              </w:rPr>
+              <w:t>排查 / 解决</w:t>
+            </w:r>
+          </w:p>
+        </w:tc>
+      </w:tr>
+      <w:tr>
+        <w:tc>
+          <w:tcPr>
+            <w:tcW w:type="dxa" w:w="2880"/>
+          </w:tcPr>
+          <w:p>
+            <w:r>
+              <w:rPr>
+                <w:rFonts w:ascii="微软雅黑" w:hAnsi="微软雅黑" w:eastAsia="微软雅黑"/>
+                <w:b/>
+              </w:rPr>
+              <w:t>构建产物里搜不到中文译文</w:t>
+            </w:r>
+          </w:p>
+        </w:tc>
+        <w:tc>
+          <w:tcPr>
+            <w:tcW w:type="dxa" w:w="2880"/>
+          </w:tcPr>
+          <w:p>
+            <w:r>
+              <w:rPr>
+                <w:rFonts w:ascii="微软雅黑" w:hAnsi="微软雅黑" w:eastAsia="微软雅黑"/>
+              </w:rPr>
+              <w:t>minifier 把非 ASCII 存成 \uXXXX 转义（如 \u7f16\u8bd1）</w:t>
+            </w:r>
+          </w:p>
+        </w:tc>
+        <w:tc>
+          <w:tcPr>
+            <w:tcW w:type="dxa" w:w="2880"/>
+          </w:tcPr>
+          <w:p>
+            <w:r>
+              <w:rPr>
+                <w:rFonts w:ascii="微软雅黑" w:hAnsi="微软雅黑" w:eastAsia="微软雅黑"/>
+              </w:rPr>
+              <w:t>用 grep 搜 \uXXXX，或解码查看；三语言 main 哈希不同即已内联</w:t>
+            </w:r>
+          </w:p>
+        </w:tc>
+      </w:tr>
+      <w:tr>
+        <w:tc>
+          <w:tcPr>
+            <w:tcW w:type="dxa" w:w="2880"/>
+          </w:tcPr>
+          <w:p>
+            <w:r>
+              <w:rPr>
+                <w:rFonts w:ascii="微软雅黑" w:hAnsi="微软雅黑" w:eastAsia="微软雅黑"/>
+                <w:b/>
+              </w:rPr>
+              <w:t>i18n:check 报错</w:t>
+            </w:r>
+          </w:p>
+        </w:tc>
+        <w:tc>
+          <w:tcPr>
+            <w:tcW w:type="dxa" w:w="2880"/>
+          </w:tcPr>
+          <w:p>
+            <w:r>
+              <w:rPr>
+                <w:rFonts w:ascii="微软雅黑" w:hAnsi="微软雅黑" w:eastAsia="微软雅黑"/>
+              </w:rPr>
+              <w:t>翻译键缺语言 / 多余 / 未被使用</w:t>
+            </w:r>
+          </w:p>
+        </w:tc>
+        <w:tc>
+          <w:tcPr>
+            <w:tcW w:type="dxa" w:w="2880"/>
+          </w:tcPr>
+          <w:p>
+            <w:r>
+              <w:rPr>
+                <w:rFonts w:ascii="微软雅黑" w:hAnsi="微软雅黑" w:eastAsia="微软雅黑"/>
+              </w:rPr>
+              <w:t>按提示补全或删除 translations.json 里的键，重跑 check</w:t>
+            </w:r>
+          </w:p>
+        </w:tc>
+      </w:tr>
+      <w:tr>
+        <w:tc>
+          <w:tcPr>
+            <w:tcW w:type="dxa" w:w="2880"/>
+          </w:tcPr>
+          <w:p>
+            <w:r>
+              <w:rPr>
+                <w:rFonts w:ascii="微软雅黑" w:hAnsi="微软雅黑" w:eastAsia="微软雅黑"/>
+                <w:b/>
+              </w:rPr>
+              <w:t>messages.zh.xlf 缺 &lt;target&gt;</w:t>
+            </w:r>
+          </w:p>
+        </w:tc>
+        <w:tc>
+          <w:tcPr>
+            <w:tcW w:type="dxa" w:w="2880"/>
+          </w:tcPr>
+          <w:p>
+            <w:r>
+              <w:rPr>
+                <w:rFonts w:ascii="微软雅黑" w:hAnsi="微软雅黑" w:eastAsia="微软雅黑"/>
+              </w:rPr>
+              <w:t>make:xl 未注入或语言列缺值</w:t>
+            </w:r>
+          </w:p>
+        </w:tc>
+        <w:tc>
+          <w:tcPr>
+            <w:tcW w:type="dxa" w:w="2880"/>
+          </w:tcPr>
+          <w:p>
+            <w:r>
+              <w:rPr>
+                <w:rFonts w:ascii="微软雅黑" w:hAnsi="微软雅黑" w:eastAsia="微软雅黑"/>
+              </w:rPr>
+              <w:t>先 i18n:split / check，再重跑 i18n:make:xl；缺 target 时 --localize 回退原文</w:t>
+            </w:r>
+          </w:p>
+        </w:tc>
+      </w:tr>
+      <w:tr>
+        <w:tc>
+          <w:tcPr>
+            <w:tcW w:type="dxa" w:w="2880"/>
+          </w:tcPr>
+          <w:p>
+            <w:r>
+              <w:rPr>
+                <w:rFonts w:ascii="微软雅黑" w:hAnsi="微软雅黑" w:eastAsia="微软雅黑"/>
+                <w:b/>
+              </w:rPr>
+              <w:t>编译站壳显示中文</w:t>
+            </w:r>
+          </w:p>
+        </w:tc>
+        <w:tc>
+          <w:tcPr>
+            <w:tcW w:type="dxa" w:w="2880"/>
+          </w:tcPr>
+          <w:p>
+            <w:r>
+              <w:rPr>
+                <w:rFonts w:ascii="微软雅黑" w:hAnsi="微软雅黑" w:eastAsia="微软雅黑"/>
+              </w:rPr>
+              <w:t>壳标签用了运行时 t()，默认 zh</w:t>
+            </w:r>
+          </w:p>
+        </w:tc>
+        <w:tc>
+          <w:tcPr>
+            <w:tcW w:type="dxa" w:w="2880"/>
+          </w:tcPr>
+          <w:p>
+            <w:r>
+              <w:rPr>
+                <w:rFonts w:ascii="微软雅黑" w:hAnsi="微软雅黑" w:eastAsia="微软雅黑"/>
+              </w:rPr>
+              <w:t>改用静态 $localize（随站点内联），开发态走注册表</w:t>
+            </w:r>
+          </w:p>
+        </w:tc>
+      </w:tr>
+      <w:tr>
+        <w:tc>
+          <w:tcPr>
+            <w:tcW w:type="dxa" w:w="2880"/>
+          </w:tcPr>
+          <w:p>
+            <w:r>
+              <w:rPr>
+                <w:rFonts w:ascii="微软雅黑" w:hAnsi="微软雅黑" w:eastAsia="微软雅黑"/>
+                <w:b/>
+              </w:rPr>
+              <w:t>如何确认 --localize 内联了</w:t>
+            </w:r>
+          </w:p>
+        </w:tc>
+        <w:tc>
+          <w:tcPr>
+            <w:tcW w:type="dxa" w:w="2880"/>
+          </w:tcPr>
+          <w:p>
+            <w:r>
+              <w:rPr>
+                <w:rFonts w:ascii="微软雅黑" w:hAnsi="微软雅黑" w:eastAsia="微软雅黑"/>
+              </w:rPr>
+              <w:t>怀疑某语言站点内容不对</w:t>
+            </w:r>
+          </w:p>
+        </w:tc>
+        <w:tc>
+          <w:tcPr>
+            <w:tcW w:type="dxa" w:w="2880"/>
+          </w:tcPr>
+          <w:p>
+            <w:r>
+              <w:rPr>
+                <w:rFonts w:ascii="微软雅黑" w:hAnsi="微软雅黑" w:eastAsia="微软雅黑"/>
+              </w:rPr>
+              <w:t>看 index.html 的 lang、各语言 main 哈希/大小不同、编译站无运行时 registry</w:t>
+            </w:r>
+          </w:p>
+        </w:tc>
+      </w:tr>
+    </w:tbl>
+    <w:p>
+      <w:pPr>
+        <w:spacing w:after="40"/>
+      </w:pPr>
+    </w:p>
+    <w:p>
+      <w:pPr>
+        <w:pStyle w:val="Heading1"/>
+      </w:pPr>
+      <w:r>
+        <w:rPr>
+          <w:rFonts w:ascii="微软雅黑" w:hAnsi="微软雅黑" w:eastAsia="微软雅黑"/>
+          <w:color w:val="0B5394"/>
+          <w:sz w:val="32"/>
+        </w:rPr>
+        <w:t>十三、选型建议</w:t>
       </w:r>
     </w:p>
     <w:p>
@@ -2347,7 +6796,7 @@
           <w:color w:val="0B5394"/>
           <w:sz w:val="32"/>
         </w:rPr>
-        <w:t>八、常见名词速查</w:t>
+        <w:t>十四、常见名词速查</w:t>
       </w:r>
     </w:p>
     <w:tbl>
@@ -2739,6 +7188,238 @@
                 <w:rFonts w:ascii="微软雅黑" w:hAnsi="微软雅黑" w:eastAsia="微软雅黑"/>
               </w:rPr>
               <w:t>xlf 文件背后的标准格式名称（看 messages.xlf 词条）。</w:t>
+            </w:r>
+          </w:p>
+        </w:tc>
+      </w:tr>
+      <w:tr>
+        <w:tc>
+          <w:tcPr>
+            <w:tcW w:type="dxa" w:w="4320"/>
+          </w:tcPr>
+          <w:p>
+            <w:r>
+              <w:rPr>
+                <w:rFonts w:ascii="微软雅黑" w:hAnsi="微软雅黑" w:eastAsia="微软雅黑"/>
+                <w:b/>
+              </w:rPr>
+              <w:t>ARB</w:t>
+            </w:r>
+          </w:p>
+        </w:tc>
+        <w:tc>
+          <w:tcPr>
+            <w:tcW w:type="dxa" w:w="4320"/>
+          </w:tcPr>
+          <w:p>
+            <w:r>
+              <w:rPr>
+                <w:rFonts w:ascii="微软雅黑" w:hAnsi="微软雅黑" w:eastAsia="微软雅黑"/>
+              </w:rPr>
+              <w:t>Google 定义的翻译格式（.arb），常用于 Flutter；也是 extract-i18n 的输出格式之一。</w:t>
+            </w:r>
+          </w:p>
+        </w:tc>
+      </w:tr>
+      <w:tr>
+        <w:tc>
+          <w:tcPr>
+            <w:tcW w:type="dxa" w:w="4320"/>
+          </w:tcPr>
+          <w:p>
+            <w:r>
+              <w:rPr>
+                <w:rFonts w:ascii="微软雅黑" w:hAnsi="微软雅黑" w:eastAsia="微软雅黑"/>
+                <w:b/>
+              </w:rPr>
+              <w:t>XMB / XTB</w:t>
+            </w:r>
+          </w:p>
+        </w:tc>
+        <w:tc>
+          <w:tcPr>
+            <w:tcW w:type="dxa" w:w="4320"/>
+          </w:tcPr>
+          <w:p>
+            <w:r>
+              <w:rPr>
+                <w:rFonts w:ascii="微软雅黑" w:hAnsi="微软雅黑" w:eastAsia="微软雅黑"/>
+              </w:rPr>
+              <w:t>XML Message Bundle 翻译格式：源文件 .xmb，译文文件 .xtb。</w:t>
+            </w:r>
+          </w:p>
+        </w:tc>
+      </w:tr>
+      <w:tr>
+        <w:tc>
+          <w:tcPr>
+            <w:tcW w:type="dxa" w:w="4320"/>
+          </w:tcPr>
+          <w:p>
+            <w:r>
+              <w:rPr>
+                <w:rFonts w:ascii="微软雅黑" w:hAnsi="微软雅黑" w:eastAsia="微软雅黑"/>
+                <w:b/>
+              </w:rPr>
+              <w:t>XLIFF 1.2</w:t>
+            </w:r>
+          </w:p>
+        </w:tc>
+        <w:tc>
+          <w:tcPr>
+            <w:tcW w:type="dxa" w:w="4320"/>
+          </w:tcPr>
+          <w:p>
+            <w:r>
+              <w:rPr>
+                <w:rFonts w:ascii="微软雅黑" w:hAnsi="微软雅黑" w:eastAsia="微软雅黑"/>
+              </w:rPr>
+              <w:t>xlf 的旧版本标准（trans-unit）；CAT 工具兼容最好，可用 --format=xlf 输出。</w:t>
+            </w:r>
+          </w:p>
+        </w:tc>
+      </w:tr>
+      <w:tr>
+        <w:tc>
+          <w:tcPr>
+            <w:tcW w:type="dxa" w:w="4320"/>
+          </w:tcPr>
+          <w:p>
+            <w:r>
+              <w:rPr>
+                <w:rFonts w:ascii="微软雅黑" w:hAnsi="微软雅黑" w:eastAsia="微软雅黑"/>
+                <w:b/>
+              </w:rPr>
+              <w:t>canMatch</w:t>
+            </w:r>
+          </w:p>
+        </w:tc>
+        <w:tc>
+          <w:tcPr>
+            <w:tcW w:type="dxa" w:w="4320"/>
+          </w:tcPr>
+          <w:p>
+            <w:r>
+              <w:rPr>
+                <w:rFonts w:ascii="微软雅黑" w:hAnsi="微软雅黑" w:eastAsia="微软雅黑"/>
+              </w:rPr>
+              <w:t>Angular 路由守卫：只有满足条件才匹配该路由；demo 用它只放行 en/zh/de 的 :lang 段。</w:t>
+            </w:r>
+          </w:p>
+        </w:tc>
+      </w:tr>
+      <w:tr>
+        <w:tc>
+          <w:tcPr>
+            <w:tcW w:type="dxa" w:w="4320"/>
+          </w:tcPr>
+          <w:p>
+            <w:r>
+              <w:rPr>
+                <w:rFonts w:ascii="微软雅黑" w:hAnsi="微软雅黑" w:eastAsia="微软雅黑"/>
+                <w:b/>
+              </w:rPr>
+              <w:t>signal / effect</w:t>
+            </w:r>
+          </w:p>
+        </w:tc>
+        <w:tc>
+          <w:tcPr>
+            <w:tcW w:type="dxa" w:w="4320"/>
+          </w:tcPr>
+          <w:p>
+            <w:r>
+              <w:rPr>
+                <w:rFonts w:ascii="微软雅黑" w:hAnsi="微软雅黑" w:eastAsia="微软雅黑"/>
+              </w:rPr>
+              <w:t>Angular 响应式原语：signal 是可订阅的状态，effect 在依赖的 signal 变化时自动重跑。</w:t>
+            </w:r>
+          </w:p>
+        </w:tc>
+      </w:tr>
+      <w:tr>
+        <w:tc>
+          <w:tcPr>
+            <w:tcW w:type="dxa" w:w="4320"/>
+          </w:tcPr>
+          <w:p>
+            <w:r>
+              <w:rPr>
+                <w:rFonts w:ascii="微软雅黑" w:hAnsi="微软雅黑" w:eastAsia="微软雅黑"/>
+                <w:b/>
+              </w:rPr>
+              <w:t>fileReplacements</w:t>
+            </w:r>
+          </w:p>
+        </w:tc>
+        <w:tc>
+          <w:tcPr>
+            <w:tcW w:type="dxa" w:w="4320"/>
+          </w:tcPr>
+          <w:p>
+            <w:r>
+              <w:rPr>
+                <w:rFonts w:ascii="微软雅黑" w:hAnsi="微软雅黑" w:eastAsia="微软雅黑"/>
+              </w:rPr>
+              <w:t>构建配置：构建时把某文件替换成另一个；demo 用它把运行时路由/功能换成编译时版本。</w:t>
+            </w:r>
+          </w:p>
+        </w:tc>
+      </w:tr>
+      <w:tr>
+        <w:tc>
+          <w:tcPr>
+            <w:tcW w:type="dxa" w:w="4320"/>
+          </w:tcPr>
+          <w:p>
+            <w:r>
+              <w:rPr>
+                <w:rFonts w:ascii="微软雅黑" w:hAnsi="微软雅黑" w:eastAsia="微软雅黑"/>
+                <w:b/>
+              </w:rPr>
+              <w:t>URL 驱动 / 内存驱动</w:t>
+            </w:r>
+          </w:p>
+        </w:tc>
+        <w:tc>
+          <w:tcPr>
+            <w:tcW w:type="dxa" w:w="4320"/>
+          </w:tcPr>
+          <w:p>
+            <w:r>
+              <w:rPr>
+                <w:rFonts w:ascii="微软雅黑" w:hAnsi="微软雅黑" w:eastAsia="微软雅黑"/>
+              </w:rPr>
+              <w:t>两种语言状态方案：语言写在 URL（:lang），或只存在内存/localStorage（/official、/custom）。</w:t>
+            </w:r>
+          </w:p>
+        </w:tc>
+      </w:tr>
+      <w:tr>
+        <w:tc>
+          <w:tcPr>
+            <w:tcW w:type="dxa" w:w="4320"/>
+          </w:tcPr>
+          <w:p>
+            <w:r>
+              <w:rPr>
+                <w:rFonts w:ascii="微软雅黑" w:hAnsi="微软雅黑" w:eastAsia="微软雅黑"/>
+                <w:b/>
+              </w:rPr>
+              <w:t>$languages</w:t>
+            </w:r>
+          </w:p>
+        </w:tc>
+        <w:tc>
+          <w:tcPr>
+            <w:tcW w:type="dxa" w:w="4320"/>
+          </w:tcPr>
+          <w:p>
+            <w:r>
+              <w:rPr>
+                <w:rFonts w:ascii="微软雅黑" w:hAnsi="微软雅黑" w:eastAsia="微软雅黑"/>
+              </w:rPr>
+              <w:t>translations.json 里的可选字段，声明启用哪些语言；编辑器里可勾选。</w:t>
             </w:r>
           </w:p>
         </w:tc>
@@ -2769,7 +7450,7 @@
           <w:color w:val="0B5394"/>
           <w:sz w:val="32"/>
         </w:rPr>
-        <w:t>九、说明</w:t>
+        <w:t>十五、说明</w:t>
       </w:r>
     </w:p>
     <w:p>

--- a/i18n-demo/docs/i18n三方案详解.docx
+++ b/i18n-demo/docs/i18n三方案详解.docx
@@ -1682,10 +1682,7 @@
           </w:tcPr>
           <w:p>
             <w:r>
-              <w:rPr>
-                <w:rFonts w:ascii="微软雅黑" w:hAnsi="微软雅黑" w:eastAsia="微软雅黑"/>
-              </w:rPr>
-              <w:t>运行时方案与自研方案的文案总表</w:t>
+              <w:t>运行时方案与自研方案的主文件（translations.json），运行时按 locale 加载其拆分出的 assets/locale/*.json</w:t>
             </w:r>
           </w:p>
         </w:tc>
@@ -1703,7 +1700,7 @@
           <w:b w:val="0"/>
           <w:i w:val="0"/>
         </w:rPr>
-        <w:t>补充两点：① Angular 官方也支持 --format=json 的翻译文件，结构是 { locale: { 消息id: 译文 } }，和本项目自研总表 { 键: { zh/en/de } } 不是同一种；② 本项目里运行时方案读 translations.json，编译时方案读 xlf，两者靠同一个 @@id 对应起来。</w:t>
+        <w:t>补充两点：① Angular 官方也支持 --format=json 的翻译文件，结构是 { locale: { 消息id: 译文 } }，和本项目自研总表 { 键: { zh/en/de } } 不是同一种；② 本项目里运行时方案（官方运行时与自研）按 locale 读取 assets/locale/{zh,en,de}.json（由 translations.json 拆分生成），编译时方案读 xlf，三者靠同一个 @@id 对应起来。</w:t>
       </w:r>
     </w:p>
     <w:p>
@@ -2913,17 +2910,7 @@
         <w:pStyle w:val="ListBullet"/>
       </w:pPr>
       <w:r>
-        <w:rPr>
-          <w:rFonts w:ascii="微软雅黑" w:hAnsi="微软雅黑" w:eastAsia="微软雅黑"/>
-          <w:b/>
-        </w:rPr>
-        <w:t>3) 加载：</w:t>
-      </w:r>
-      <w:r>
-        <w:rPr>
-          <w:rFonts w:ascii="微软雅黑" w:hAnsi="微软雅黑" w:eastAsia="微软雅黑"/>
-        </w:rPr>
-        <w:t>应用启动时 fetch translations.json，再把当前语言的译文用 loadTranslations() 注册进官方注册表；</w:t>
+        <w:t>3) 加载：应用启动时按当前语言 fetch assets/locale/{locale}.json，再把该语言译文用 loadTranslations() 注册进官方注册表；</w:t>
       </w:r>
     </w:p>
     <w:p>
@@ -3605,17 +3592,7 @@
         <w:pStyle w:val="ListBullet"/>
       </w:pPr>
       <w:r>
-        <w:rPr>
-          <w:rFonts w:ascii="微软雅黑" w:hAnsi="微软雅黑" w:eastAsia="微软雅黑"/>
-          <w:b/>
-        </w:rPr>
-        <w:t>3) 读取：</w:t>
-      </w:r>
-      <w:r>
-        <w:rPr>
-          <w:rFonts w:ascii="微软雅黑" w:hAnsi="微软雅黑" w:eastAsia="微软雅黑"/>
-        </w:rPr>
-        <w:t>组件直接 this.i18n.t('翻译键') / label('key') 读取，底层仍是官方 $localize + loadTranslations；</w:t>
+        <w:t>3) 读取：组件直接 this.i18n.t('翻译键') / label('key') 读取，运行时按 locale 加载 assets/locale/{locale}.json、底层仍是官方  + loadTranslations；</w:t>
       </w:r>
     </w:p>
     <w:p>

--- a/i18n-demo/docs/i18n三方案详解.docx
+++ b/i18n-demo/docs/i18n三方案详解.docx
@@ -1682,7 +1682,10 @@
           </w:tcPr>
           <w:p>
             <w:r>
-              <w:t>运行时方案与自研方案的主文件（translations.json），运行时按 locale 加载其拆分出的 assets/locale/*.json</w:t>
+              <w:rPr>
+                <w:rFonts w:ascii="微软雅黑" w:hAnsi="微软雅黑" w:eastAsia="微软雅黑"/>
+              </w:rPr>
+              <w:t>运行时方案与自研方案的文案总表</w:t>
             </w:r>
           </w:p>
         </w:tc>
@@ -1700,7 +1703,7 @@
           <w:b w:val="0"/>
           <w:i w:val="0"/>
         </w:rPr>
-        <w:t>补充两点：① Angular 官方也支持 --format=json 的翻译文件，结构是 { locale: { 消息id: 译文 } }，和本项目自研总表 { 键: { zh/en/de } } 不是同一种；② 本项目里运行时方案（官方运行时与自研）按 locale 读取 assets/locale/{zh,en,de}.json（由 translations.json 拆分生成），编译时方案读 xlf，三者靠同一个 @@id 对应起来。</w:t>
+        <w:t>补充两点：① Angular 官方也支持 --format=json 的翻译文件，结构是 { locale: { 消息id: 译文 } }，和本项目自研总表 { 键: { zh/en/de } } 不是同一种；② 本项目里运行时方案读 translations.json，编译时方案读 xlf，两者靠同一个 @@id 对应起来。</w:t>
       </w:r>
     </w:p>
     <w:p>
@@ -2910,7 +2913,17 @@
         <w:pStyle w:val="ListBullet"/>
       </w:pPr>
       <w:r>
-        <w:t>3) 加载：应用启动时按当前语言 fetch assets/locale/{locale}.json，再把该语言译文用 loadTranslations() 注册进官方注册表；</w:t>
+        <w:rPr>
+          <w:rFonts w:ascii="微软雅黑" w:hAnsi="微软雅黑" w:eastAsia="微软雅黑"/>
+          <w:b/>
+        </w:rPr>
+        <w:t>3) 加载：</w:t>
+      </w:r>
+      <w:r>
+        <w:rPr>
+          <w:rFonts w:ascii="微软雅黑" w:hAnsi="微软雅黑" w:eastAsia="微软雅黑"/>
+        </w:rPr>
+        <w:t>应用启动时 fetch translations.json，再把当前语言的译文用 loadTranslations() 注册进官方注册表；</w:t>
       </w:r>
     </w:p>
     <w:p>
@@ -3592,7 +3605,17 @@
         <w:pStyle w:val="ListBullet"/>
       </w:pPr>
       <w:r>
-        <w:t>3) 读取：组件直接 this.i18n.t('翻译键') / label('key') 读取，运行时按 locale 加载 assets/locale/{locale}.json、底层仍是官方  + loadTranslations；</w:t>
+        <w:rPr>
+          <w:rFonts w:ascii="微软雅黑" w:hAnsi="微软雅黑" w:eastAsia="微软雅黑"/>
+          <w:b/>
+        </w:rPr>
+        <w:t>3) 读取：</w:t>
+      </w:r>
+      <w:r>
+        <w:rPr>
+          <w:rFonts w:ascii="微软雅黑" w:hAnsi="微软雅黑" w:eastAsia="微软雅黑"/>
+        </w:rPr>
+        <w:t>组件直接 this.i18n.t('翻译键') / label('key') 读取，底层仍是官方 $localize + loadTranslations；</w:t>
       </w:r>
     </w:p>
     <w:p>
@@ -3744,6 +3767,74 @@
       <w:pPr>
         <w:spacing w:after="40"/>
       </w:pPr>
+    </w:p>
+    <w:p>
+      <w:pPr>
+        <w:pStyle w:val="Heading3"/>
+      </w:pPr>
+      <w:r>
+        <w:rPr>
+          <w:rFonts w:ascii="微软雅黑" w:hAnsi="微软雅黑" w:eastAsia="微软雅黑"/>
+          <w:color w:val="1F6FB2"/>
+          <w:sz w:val="26"/>
+        </w:rPr>
+        <w:t>编辑器「即时生效」的底层原理</w:t>
+      </w:r>
+    </w:p>
+    <w:p>
+      <w:pPr>
+        <w:pStyle w:val="ListBullet"/>
+      </w:pPr>
+      <w:r>
+        <w:rPr>
+          <w:rFonts w:ascii="微软雅黑" w:hAnsi="微软雅黑" w:eastAsia="微软雅黑"/>
+        </w:rPr>
+        <w:t>编辑器预填 + 自动存草稿：打开 /custom 时 Monaco 已放好合并总表（i18n.service.ts 的 getMergedContent()）；每次按键 onDidChangeModelContent 就把文本写进 localStorage 当草稿，没点 Apply 也能续写、刷新不丢。</w:t>
+      </w:r>
+    </w:p>
+    <w:p>
+      <w:pPr>
+        <w:pStyle w:val="ListBullet"/>
+      </w:pPr>
+      <w:r>
+        <w:rPr>
+          <w:rFonts w:ascii="微软雅黑" w:hAnsi="微软雅黑" w:eastAsia="微软雅黑"/>
+        </w:rPr>
+        <w:t>点 Apply 触发 applyEdited(text)（i18n.service.ts:88）：先 parseMerged() 校验 JSON 结构与语言是否合法（zh/en/de 是否写错），不合法提示错误，合法才继续。</w:t>
+      </w:r>
+    </w:p>
+    <w:p>
+      <w:pPr>
+        <w:pStyle w:val="ListBullet"/>
+      </w:pPr>
+      <w:r>
+        <w:rPr>
+          <w:rFonts w:ascii="微软雅黑" w:hAnsi="微软雅黑" w:eastAsia="微软雅黑"/>
+        </w:rPr>
+        <w:t>重新注册译文：合法后 applyLocale()（i18n.service.ts:227）用 buildMap(当前语言) 拼出 { 消息id: 译文 }，先 clearTranslations() 清空官方 $localize 注册表，再 loadTranslations(map) 装入新译文。</w:t>
+      </w:r>
+    </w:p>
+    <w:p>
+      <w:pPr>
+        <w:pStyle w:val="ListBullet"/>
+      </w:pPr>
+      <w:r>
+        <w:rPr>
+          <w:rFonts w:ascii="微软雅黑" w:hAnsi="微软雅黑" w:eastAsia="微软雅黑"/>
+        </w:rPr>
+        <w:t>强制重画：注册表一更新，applyLocale() 让 renderTick 计数器 +1（i18n.service.ts:233）；而每个页面模板都用 @for (bounce of [i18n.renderTick()]; track bounce) 把整块包起来，renderTick 一变 Angular 就销毁并重建该视图，模板重新去注册表取译文。</w:t>
+      </w:r>
+    </w:p>
+    <w:p>
+      <w:pPr>
+        <w:pStyle w:val="ListBullet"/>
+      </w:pPr>
+      <w:r>
+        <w:rPr>
+          <w:rFonts w:ascii="微软雅黑" w:hAnsi="微软雅黑" w:eastAsia="微软雅黑"/>
+        </w:rPr>
+        <w:t>立刻看到新字：模板重新执行 i18n.t('键') / $localize，这次从新注册表取到刚改的译文，画面当场刷新——不刷新页面、不重新打包。结果（及草稿）都存 localStorage，Reset 清空回到 translations.json 主文件。</w:t>
+      </w:r>
     </w:p>
     <w:p>
       <w:pPr>
